--- a/Received/three/3, nepali.docx
+++ b/Received/three/3, nepali.docx
@@ -1325,20 +1325,8 @@
                 <w:sz w:val="32"/>
                 <w:szCs w:val="32"/>
               </w:rPr>
-              <w:t>] ;</w:t>
+              <w:t>] ;xL</w:t>
             </w:r>
-            <w:proofErr w:type="spellStart"/>
-            <w:r>
-              <w:rPr>
-                <w:rFonts w:ascii="Preeti" w:hAnsi="Preeti"/>
-                <w:b/>
-                <w:bCs/>
-                <w:sz w:val="32"/>
-                <w:szCs w:val="32"/>
-              </w:rPr>
-              <w:t>xL</w:t>
-            </w:r>
-            <w:proofErr w:type="spellEnd"/>
             <w:proofErr w:type="gramEnd"/>
             <w:r>
               <w:rPr>
@@ -1439,7 +1427,27 @@
           <w:sz w:val="34"/>
           <w:szCs w:val="34"/>
         </w:rPr>
-        <w:t xml:space="preserve"> tn </w:t>
+        <w:t xml:space="preserve"> </w:t>
+      </w:r>
+      <w:proofErr w:type="spellStart"/>
+      <w:r>
+        <w:rPr>
+          <w:rFonts w:ascii="Preeti" w:hAnsi="Preeti"/>
+          <w:b/>
+          <w:sz w:val="34"/>
+          <w:szCs w:val="34"/>
+        </w:rPr>
+        <w:t>tn</w:t>
+      </w:r>
+      <w:proofErr w:type="spellEnd"/>
+      <w:r>
+        <w:rPr>
+          <w:rFonts w:ascii="Preeti" w:hAnsi="Preeti"/>
+          <w:b/>
+          <w:sz w:val="34"/>
+          <w:szCs w:val="34"/>
+        </w:rPr>
+        <w:t xml:space="preserve"> </w:t>
       </w:r>
       <w:proofErr w:type="spellStart"/>
       <w:r>
@@ -2072,7 +2080,16 @@
           <w:sz w:val="36"/>
           <w:szCs w:val="36"/>
         </w:rPr>
-        <w:t>rL</w:t>
+        <w:t>l</w:t>
+      </w:r>
+      <w:r>
+        <w:rPr>
+          <w:rFonts w:ascii="Preeti" w:hAnsi="Preeti"/>
+          <w:bCs/>
+          <w:sz w:val="36"/>
+          <w:szCs w:val="36"/>
+        </w:rPr>
+        <w:t>r</w:t>
       </w:r>
       <w:proofErr w:type="spellEnd"/>
       <w:r>
@@ -2337,7 +2354,16 @@
           <w:sz w:val="36"/>
           <w:szCs w:val="36"/>
         </w:rPr>
-        <w:t>rL</w:t>
+        <w:t>l</w:t>
+      </w:r>
+      <w:r>
+        <w:rPr>
+          <w:rFonts w:ascii="Preeti" w:hAnsi="Preeti"/>
+          <w:bCs/>
+          <w:sz w:val="36"/>
+          <w:szCs w:val="36"/>
+        </w:rPr>
+        <w:t>r</w:t>
       </w:r>
       <w:proofErr w:type="spellEnd"/>
       <w:proofErr w:type="gramEnd"/>
@@ -2818,7 +2844,16 @@
           <w:sz w:val="36"/>
           <w:szCs w:val="36"/>
         </w:rPr>
-        <w:t>rL</w:t>
+        <w:t>l</w:t>
+      </w:r>
+      <w:r>
+        <w:rPr>
+          <w:rFonts w:ascii="Preeti" w:hAnsi="Preeti"/>
+          <w:bCs/>
+          <w:sz w:val="36"/>
+          <w:szCs w:val="36"/>
+        </w:rPr>
+        <w:t>r</w:t>
       </w:r>
       <w:proofErr w:type="spellEnd"/>
       <w:proofErr w:type="gramEnd"/>
@@ -2860,16 +2895,7 @@
           <w:sz w:val="36"/>
           <w:szCs w:val="36"/>
         </w:rPr>
-        <w:t>=====================================</w:t>
-      </w:r>
-      <w:r>
-        <w:rPr>
-          <w:rFonts w:ascii="Preeti" w:hAnsi="Preeti"/>
-          <w:bCs/>
-          <w:sz w:val="36"/>
-          <w:szCs w:val="36"/>
-        </w:rPr>
-        <w:t>==</w:t>
+        <w:t>=======================================</w:t>
       </w:r>
     </w:p>
     <w:p>
@@ -3053,16 +3079,7 @@
           <w:sz w:val="36"/>
           <w:szCs w:val="36"/>
         </w:rPr>
-        <w:t>=====================================</w:t>
-      </w:r>
-      <w:r>
-        <w:rPr>
-          <w:rFonts w:ascii="Preeti" w:hAnsi="Preeti"/>
-          <w:bCs/>
-          <w:sz w:val="36"/>
-          <w:szCs w:val="36"/>
-        </w:rPr>
-        <w:t>==</w:t>
+        <w:t>=======================================</w:t>
       </w:r>
     </w:p>
     <w:p>
@@ -3186,16 +3203,7 @@
           <w:sz w:val="36"/>
           <w:szCs w:val="36"/>
         </w:rPr>
-        <w:t>=====================================</w:t>
-      </w:r>
-      <w:r>
-        <w:rPr>
-          <w:rFonts w:ascii="Preeti" w:hAnsi="Preeti"/>
-          <w:bCs/>
-          <w:sz w:val="36"/>
-          <w:szCs w:val="36"/>
-        </w:rPr>
-        <w:t>==</w:t>
+        <w:t>=======================================</w:t>
       </w:r>
     </w:p>
     <w:p>
@@ -3923,27 +3931,25 @@
           <w:sz w:val="36"/>
           <w:szCs w:val="36"/>
         </w:rPr>
-        <w:t xml:space="preserve">#_ 7Ls </w:t>
-      </w:r>
-      <w:proofErr w:type="spellStart"/>
-      <w:r>
-        <w:rPr>
-          <w:rFonts w:ascii="Preeti" w:hAnsi="Preeti"/>
-          <w:b/>
-          <w:sz w:val="36"/>
-          <w:szCs w:val="36"/>
-        </w:rPr>
-        <w:t>eP</w:t>
-      </w:r>
-      <w:proofErr w:type="spellEnd"/>
-      <w:r>
-        <w:rPr>
-          <w:rFonts w:ascii="Preeti" w:hAnsi="Preeti"/>
-          <w:b/>
-          <w:sz w:val="36"/>
-          <w:szCs w:val="36"/>
-        </w:rPr>
-        <w:t xml:space="preserve"> -</w:t>
+        <w:t xml:space="preserve">#_ </w:t>
+      </w:r>
+      <w:r>
+        <w:rPr>
+          <w:rFonts w:ascii="Preeti" w:hAnsi="Preeti"/>
+          <w:b/>
+          <w:sz w:val="36"/>
+          <w:szCs w:val="36"/>
+        </w:rPr>
+        <w:t>l</w:t>
+      </w:r>
+      <w:r>
+        <w:rPr>
+          <w:rFonts w:ascii="Preeti" w:hAnsi="Preeti"/>
+          <w:b/>
+          <w:sz w:val="36"/>
+          <w:szCs w:val="36"/>
+        </w:rPr>
+        <w:t>7s eP -</w:t>
       </w:r>
       <w:r>
         <w:rPr>
@@ -3970,7 +3976,36 @@
           <w:sz w:val="36"/>
           <w:szCs w:val="36"/>
         </w:rPr>
-        <w:t xml:space="preserve">_ / a]7Ls </w:t>
+        <w:t xml:space="preserve">_ / </w:t>
+      </w:r>
+      <w:proofErr w:type="gramStart"/>
+      <w:r>
+        <w:rPr>
+          <w:rFonts w:ascii="Preeti" w:hAnsi="Preeti"/>
+          <w:b/>
+          <w:sz w:val="36"/>
+          <w:szCs w:val="36"/>
+        </w:rPr>
+        <w:t>a]</w:t>
+      </w:r>
+      <w:r>
+        <w:rPr>
+          <w:rFonts w:ascii="Preeti" w:hAnsi="Preeti"/>
+          <w:b/>
+          <w:sz w:val="36"/>
+          <w:szCs w:val="36"/>
+        </w:rPr>
+        <w:t>l</w:t>
+      </w:r>
+      <w:proofErr w:type="gramEnd"/>
+      <w:r>
+        <w:rPr>
+          <w:rFonts w:ascii="Preeti" w:hAnsi="Preeti"/>
+          <w:b/>
+          <w:sz w:val="36"/>
+          <w:szCs w:val="36"/>
+        </w:rPr>
+        <w:t xml:space="preserve">7s </w:t>
       </w:r>
       <w:proofErr w:type="spellStart"/>
       <w:r>
@@ -6698,7 +6733,88 @@
           <w:sz w:val="36"/>
           <w:szCs w:val="36"/>
         </w:rPr>
-        <w:t xml:space="preserve"> . -%_ </w:t>
+        <w:t xml:space="preserve"> . </w:t>
+      </w:r>
+      <w:r>
+        <w:rPr>
+          <w:rFonts w:ascii="Preeti" w:hAnsi="Preeti"/>
+          <w:b/>
+          <w:sz w:val="36"/>
+          <w:szCs w:val="36"/>
+        </w:rPr>
+        <w:tab/>
+      </w:r>
+      <w:r>
+        <w:rPr>
+          <w:rFonts w:ascii="Preeti" w:hAnsi="Preeti"/>
+          <w:b/>
+          <w:sz w:val="36"/>
+          <w:szCs w:val="36"/>
+        </w:rPr>
+        <w:tab/>
+      </w:r>
+      <w:r>
+        <w:rPr>
+          <w:rFonts w:ascii="Preeti" w:hAnsi="Preeti"/>
+          <w:b/>
+          <w:sz w:val="36"/>
+          <w:szCs w:val="36"/>
+        </w:rPr>
+        <w:tab/>
+      </w:r>
+      <w:r>
+        <w:rPr>
+          <w:rFonts w:ascii="Preeti" w:hAnsi="Preeti"/>
+          <w:b/>
+          <w:sz w:val="36"/>
+          <w:szCs w:val="36"/>
+        </w:rPr>
+        <w:tab/>
+      </w:r>
+      <w:r>
+        <w:rPr>
+          <w:rFonts w:ascii="Preeti" w:hAnsi="Preeti"/>
+          <w:b/>
+          <w:sz w:val="36"/>
+          <w:szCs w:val="36"/>
+        </w:rPr>
+        <w:tab/>
+      </w:r>
+      <w:r>
+        <w:rPr>
+          <w:rFonts w:ascii="Preeti" w:hAnsi="Preeti"/>
+          <w:b/>
+          <w:sz w:val="36"/>
+          <w:szCs w:val="36"/>
+        </w:rPr>
+        <w:tab/>
+      </w:r>
+      <w:r>
+        <w:rPr>
+          <w:rFonts w:ascii="Preeti" w:hAnsi="Preeti"/>
+          <w:b/>
+          <w:sz w:val="36"/>
+          <w:szCs w:val="36"/>
+        </w:rPr>
+        <w:tab/>
+      </w:r>
+      <w:r>
+        <w:rPr>
+          <w:rFonts w:ascii="Preeti" w:hAnsi="Preeti"/>
+          <w:b/>
+          <w:sz w:val="36"/>
+          <w:szCs w:val="36"/>
+        </w:rPr>
+        <w:tab/>
+      </w:r>
+      <w:r>
+        <w:rPr>
+          <w:rFonts w:ascii="Preeti" w:hAnsi="Preeti"/>
+          <w:b/>
+          <w:sz w:val="36"/>
+          <w:szCs w:val="36"/>
+        </w:rPr>
+        <w:t xml:space="preserve">-%_ </w:t>
       </w:r>
     </w:p>
     <w:p>
@@ -7482,7 +7598,97 @@
           <w:sz w:val="36"/>
           <w:szCs w:val="36"/>
         </w:rPr>
-        <w:t xml:space="preserve"> . -#_ </w:t>
+        <w:t xml:space="preserve"> . </w:t>
+      </w:r>
+      <w:r>
+        <w:rPr>
+          <w:rFonts w:ascii="Preeti" w:hAnsi="Preeti"/>
+          <w:b/>
+          <w:sz w:val="36"/>
+          <w:szCs w:val="36"/>
+        </w:rPr>
+        <w:tab/>
+      </w:r>
+      <w:r>
+        <w:rPr>
+          <w:rFonts w:ascii="Preeti" w:hAnsi="Preeti"/>
+          <w:b/>
+          <w:sz w:val="36"/>
+          <w:szCs w:val="36"/>
+        </w:rPr>
+        <w:tab/>
+      </w:r>
+      <w:r>
+        <w:rPr>
+          <w:rFonts w:ascii="Preeti" w:hAnsi="Preeti"/>
+          <w:b/>
+          <w:sz w:val="36"/>
+          <w:szCs w:val="36"/>
+        </w:rPr>
+        <w:tab/>
+      </w:r>
+      <w:r>
+        <w:rPr>
+          <w:rFonts w:ascii="Preeti" w:hAnsi="Preeti"/>
+          <w:b/>
+          <w:sz w:val="36"/>
+          <w:szCs w:val="36"/>
+        </w:rPr>
+        <w:tab/>
+      </w:r>
+      <w:r>
+        <w:rPr>
+          <w:rFonts w:ascii="Preeti" w:hAnsi="Preeti"/>
+          <w:b/>
+          <w:sz w:val="36"/>
+          <w:szCs w:val="36"/>
+        </w:rPr>
+        <w:tab/>
+      </w:r>
+      <w:r>
+        <w:rPr>
+          <w:rFonts w:ascii="Preeti" w:hAnsi="Preeti"/>
+          <w:b/>
+          <w:sz w:val="36"/>
+          <w:szCs w:val="36"/>
+        </w:rPr>
+        <w:tab/>
+      </w:r>
+      <w:r>
+        <w:rPr>
+          <w:rFonts w:ascii="Preeti" w:hAnsi="Preeti"/>
+          <w:b/>
+          <w:sz w:val="36"/>
+          <w:szCs w:val="36"/>
+        </w:rPr>
+        <w:tab/>
+      </w:r>
+      <w:r>
+        <w:rPr>
+          <w:rFonts w:ascii="Preeti" w:hAnsi="Preeti"/>
+          <w:b/>
+          <w:sz w:val="36"/>
+          <w:szCs w:val="36"/>
+        </w:rPr>
+        <w:tab/>
+      </w:r>
+      <w:r>
+        <w:rPr>
+          <w:rFonts w:ascii="Preeti" w:hAnsi="Preeti"/>
+          <w:b/>
+          <w:sz w:val="36"/>
+          <w:szCs w:val="36"/>
+        </w:rPr>
+        <w:tab/>
+      </w:r>
+      <w:r>
+        <w:rPr>
+          <w:rFonts w:ascii="Preeti" w:hAnsi="Preeti"/>
+          <w:b/>
+          <w:sz w:val="36"/>
+          <w:szCs w:val="36"/>
+        </w:rPr>
+        <w:t xml:space="preserve">-#_ </w:t>
       </w:r>
     </w:p>
     <w:p>
@@ -7589,7 +7795,43 @@
           <w:sz w:val="36"/>
           <w:szCs w:val="36"/>
         </w:rPr>
-        <w:t xml:space="preserve">*_ 7Ls 7fpFdf 7Ls </w:t>
+        <w:t xml:space="preserve">*_ </w:t>
+      </w:r>
+      <w:r>
+        <w:rPr>
+          <w:rFonts w:ascii="Preeti" w:hAnsi="Preeti"/>
+          <w:b/>
+          <w:sz w:val="36"/>
+          <w:szCs w:val="36"/>
+        </w:rPr>
+        <w:t>l</w:t>
+      </w:r>
+      <w:r>
+        <w:rPr>
+          <w:rFonts w:ascii="Preeti" w:hAnsi="Preeti"/>
+          <w:b/>
+          <w:sz w:val="36"/>
+          <w:szCs w:val="36"/>
+        </w:rPr>
+        <w:t xml:space="preserve">7s 7fpFdf </w:t>
+      </w:r>
+      <w:r>
+        <w:rPr>
+          <w:rFonts w:ascii="Preeti" w:hAnsi="Preeti"/>
+          <w:b/>
+          <w:sz w:val="36"/>
+          <w:szCs w:val="36"/>
+        </w:rPr>
+        <w:t>l</w:t>
+      </w:r>
+      <w:r>
+        <w:rPr>
+          <w:rFonts w:ascii="Preeti" w:hAnsi="Preeti"/>
+          <w:b/>
+          <w:sz w:val="36"/>
+          <w:szCs w:val="36"/>
+        </w:rPr>
+        <w:t xml:space="preserve">7s </w:t>
       </w:r>
       <w:proofErr w:type="gramStart"/>
       <w:r>
@@ -9123,6 +9365,23 @@
           <w:szCs w:val="36"/>
         </w:rPr>
         <w:tab/>
+      </w:r>
+      <w:r>
+        <w:rPr>
+          <w:rFonts w:ascii="Preeti" w:hAnsi="Preeti"/>
+          <w:bCs/>
+          <w:sz w:val="36"/>
+          <w:szCs w:val="36"/>
+        </w:rPr>
+        <w:tab/>
+      </w:r>
+      <w:r>
+        <w:rPr>
+          <w:rFonts w:ascii="Preeti" w:hAnsi="Preeti"/>
+          <w:bCs/>
+          <w:sz w:val="36"/>
+          <w:szCs w:val="36"/>
+        </w:rPr>
         <w:t>vfG5 ===========================</w:t>
       </w:r>
     </w:p>
@@ -9146,6 +9405,34 @@
           <w:szCs w:val="36"/>
         </w:rPr>
         <w:t>?G5 =============================</w:t>
+      </w:r>
+      <w:r>
+        <w:rPr>
+          <w:rFonts w:ascii="Preeti" w:hAnsi="Preeti"/>
+          <w:bCs/>
+          <w:sz w:val="36"/>
+          <w:szCs w:val="36"/>
+        </w:rPr>
+        <w:tab/>
+      </w:r>
+      <w:r>
+        <w:rPr>
+          <w:rFonts w:ascii="Preeti" w:hAnsi="Preeti"/>
+          <w:bCs/>
+          <w:sz w:val="36"/>
+          <w:szCs w:val="36"/>
+        </w:rPr>
+        <w:tab/>
+        <w:t xml:space="preserve">eG5 </w:t>
+      </w:r>
+      <w:r>
+        <w:rPr>
+          <w:rFonts w:ascii="Preeti" w:hAnsi="Preeti"/>
+          <w:bCs/>
+          <w:sz w:val="36"/>
+          <w:szCs w:val="36"/>
+        </w:rPr>
+        <w:t>===========================</w:t>
       </w:r>
     </w:p>
     <w:p>
@@ -9181,17 +9468,17 @@
           <w:szCs w:val="36"/>
         </w:rPr>
         <w:lastRenderedPageBreak/>
-        <w:t>!!_ t</w:t>
-      </w:r>
-      <w:proofErr w:type="spellStart"/>
-      <w:r>
-        <w:rPr>
-          <w:rFonts w:ascii="Preeti" w:hAnsi="Preeti"/>
-          <w:b/>
-          <w:sz w:val="36"/>
-          <w:szCs w:val="36"/>
-        </w:rPr>
-        <w:t>nsf</w:t>
+        <w:t xml:space="preserve">!!_ </w:t>
+      </w:r>
+      <w:proofErr w:type="spellStart"/>
+      <w:r>
+        <w:rPr>
+          <w:rFonts w:ascii="Preeti" w:hAnsi="Preeti"/>
+          <w:b/>
+          <w:sz w:val="36"/>
+          <w:szCs w:val="36"/>
+        </w:rPr>
+        <w:t>tnsf</w:t>
       </w:r>
       <w:proofErr w:type="spellEnd"/>
       <w:r>
@@ -9868,6 +10155,19 @@
           <w:szCs w:val="36"/>
         </w:rPr>
       </w:pPr>
+    </w:p>
+    <w:p>
+      <w:pPr>
+        <w:spacing w:after="0"/>
+        <w:ind w:left="810" w:hanging="540"/>
+        <w:jc w:val="both"/>
+        <w:rPr>
+          <w:rFonts w:ascii="Preeti" w:hAnsi="Preeti"/>
+          <w:b/>
+          <w:sz w:val="36"/>
+          <w:szCs w:val="36"/>
+        </w:rPr>
+      </w:pPr>
       <w:proofErr w:type="gramStart"/>
       <w:r>
         <w:rPr>
@@ -9886,17 +10186,17 @@
           <w:sz w:val="36"/>
           <w:szCs w:val="36"/>
         </w:rPr>
-        <w:t xml:space="preserve">_ </w:t>
-      </w:r>
-      <w:proofErr w:type="spellStart"/>
-      <w:r>
-        <w:rPr>
-          <w:rFonts w:ascii="Preeti" w:hAnsi="Preeti"/>
-          <w:b/>
-          <w:sz w:val="36"/>
-          <w:szCs w:val="36"/>
-        </w:rPr>
-        <w:t>cfkm"</w:t>
+        <w:t>_ c</w:t>
+      </w:r>
+      <w:proofErr w:type="spellStart"/>
+      <w:r>
+        <w:rPr>
+          <w:rFonts w:ascii="Preeti" w:hAnsi="Preeti"/>
+          <w:b/>
+          <w:sz w:val="36"/>
+          <w:szCs w:val="36"/>
+        </w:rPr>
+        <w:t>fkm"</w:t>
       </w:r>
       <w:proofErr w:type="gramStart"/>
       <w:r>
@@ -10415,17 +10715,7 @@
       </w:r>
       <w:proofErr w:type="spellEnd"/>
       <w:proofErr w:type="gramEnd"/>
-      <w:r>
-        <w:rPr>
-          <w:rFonts w:ascii="Preeti" w:hAnsi="Preeti"/>
-          <w:b/>
-          <w:sz w:val="36"/>
-          <w:szCs w:val="36"/>
-        </w:rPr>
-        <w:t xml:space="preserve"> </w:t>
-      </w:r>
     </w:p>
-    <w:p/>
     <w:sectPr>
       <w:pgSz w:w="11906" w:h="16838" w:code="9"/>
       <w:pgMar w:top="360" w:right="720" w:bottom="270" w:left="720" w:header="720" w:footer="720" w:gutter="0"/>

--- a/Received/three/3, nepali.docx
+++ b/Received/three/3, nepali.docx
@@ -219,9 +219,9 @@
           <w:sz w:val="40"/>
           <w:szCs w:val="40"/>
         </w:rPr>
-        <w:t>u|</w:t>
-      </w:r>
-      <w:proofErr w:type="gramStart"/>
+        <w:t>u|Lg</w:t>
+      </w:r>
+      <w:proofErr w:type="spellEnd"/>
       <w:r>
         <w:rPr>
           <w:rFonts w:ascii="Preeti" w:hAnsi="Preeti"/>
@@ -230,9 +230,9 @@
           <w:sz w:val="40"/>
           <w:szCs w:val="40"/>
         </w:rPr>
-        <w:t>Lg</w:t>
-      </w:r>
-      <w:proofErr w:type="spellEnd"/>
+        <w:t xml:space="preserve"> ;f];fO6L </w:t>
+      </w:r>
+      <w:proofErr w:type="spellStart"/>
       <w:r>
         <w:rPr>
           <w:rFonts w:ascii="Preeti" w:hAnsi="Preeti"/>
@@ -241,9 +241,9 @@
           <w:sz w:val="40"/>
           <w:szCs w:val="40"/>
         </w:rPr>
-        <w:t xml:space="preserve"> ;f];fO</w:t>
-      </w:r>
-      <w:proofErr w:type="gramEnd"/>
+        <w:t>klAns</w:t>
+      </w:r>
+      <w:proofErr w:type="spellEnd"/>
       <w:r>
         <w:rPr>
           <w:rFonts w:ascii="Preeti" w:hAnsi="Preeti"/>
@@ -252,10 +252,9 @@
           <w:sz w:val="40"/>
           <w:szCs w:val="40"/>
         </w:rPr>
-        <w:t xml:space="preserve">6L </w:t>
-      </w:r>
-      <w:proofErr w:type="spellStart"/>
-      <w:proofErr w:type="gramStart"/>
+        <w:t xml:space="preserve"> :</w:t>
+      </w:r>
+      <w:proofErr w:type="spellStart"/>
       <w:r>
         <w:rPr>
           <w:rFonts w:ascii="Preeti" w:hAnsi="Preeti"/>
@@ -264,32 +263,9 @@
           <w:sz w:val="40"/>
           <w:szCs w:val="40"/>
         </w:rPr>
-        <w:t>klAns</w:t>
-      </w:r>
-      <w:proofErr w:type="spellEnd"/>
-      <w:r>
-        <w:rPr>
-          <w:rFonts w:ascii="Preeti" w:hAnsi="Preeti"/>
-          <w:b/>
-          <w:bCs/>
-          <w:sz w:val="40"/>
-          <w:szCs w:val="40"/>
-        </w:rPr>
-        <w:t xml:space="preserve"> :</w:t>
-      </w:r>
-      <w:proofErr w:type="spellStart"/>
-      <w:r>
-        <w:rPr>
-          <w:rFonts w:ascii="Preeti" w:hAnsi="Preeti"/>
-          <w:b/>
-          <w:bCs/>
-          <w:sz w:val="40"/>
-          <w:szCs w:val="40"/>
-        </w:rPr>
         <w:t>s'n</w:t>
       </w:r>
       <w:proofErr w:type="spellEnd"/>
-      <w:proofErr w:type="gramEnd"/>
     </w:p>
     <w:p>
       <w:pPr>
@@ -326,27 +302,7 @@
           <w:sz w:val="28"/>
           <w:szCs w:val="28"/>
         </w:rPr>
-        <w:t>/–&amp;</w:t>
-      </w:r>
-      <w:proofErr w:type="gramStart"/>
-      <w:r>
-        <w:rPr>
-          <w:rFonts w:ascii="Preeti" w:hAnsi="Preeti"/>
-          <w:b/>
-          <w:sz w:val="28"/>
-          <w:szCs w:val="28"/>
-        </w:rPr>
-        <w:t>, ;f</w:t>
-      </w:r>
-      <w:proofErr w:type="gramEnd"/>
-      <w:r>
-        <w:rPr>
-          <w:rFonts w:ascii="Preeti" w:hAnsi="Preeti"/>
-          <w:b/>
-          <w:sz w:val="28"/>
-          <w:szCs w:val="28"/>
-        </w:rPr>
-        <w:t>}/</w:t>
+        <w:t>/–&amp;, ;f}/</w:t>
       </w:r>
       <w:proofErr w:type="spellStart"/>
       <w:r>
@@ -388,7 +344,6 @@
         <w:spacing w:after="0" w:line="240" w:lineRule="auto"/>
         <w:jc w:val="center"/>
       </w:pPr>
-      <w:proofErr w:type="gramStart"/>
       <w:r>
         <w:rPr>
           <w:rFonts w:ascii="Preeti" w:hAnsi="Preeti"/>
@@ -397,9 +352,8 @@
           <w:szCs w:val="36"/>
           <w:u w:val="single"/>
         </w:rPr>
-        <w:t>t];|</w:t>
-      </w:r>
-      <w:proofErr w:type="gramEnd"/>
+        <w:t>t];|f]</w:t>
+      </w:r>
       <w:r>
         <w:rPr>
           <w:rFonts w:ascii="Preeti" w:hAnsi="Preeti"/>
@@ -408,8 +362,9 @@
           <w:szCs w:val="36"/>
           <w:u w:val="single"/>
         </w:rPr>
-        <w:t>f]</w:t>
-      </w:r>
+        <w:t xml:space="preserve"> q}</w:t>
+      </w:r>
+      <w:proofErr w:type="spellStart"/>
       <w:r>
         <w:rPr>
           <w:rFonts w:ascii="Preeti" w:hAnsi="Preeti"/>
@@ -418,40 +373,7 @@
           <w:szCs w:val="36"/>
           <w:u w:val="single"/>
         </w:rPr>
-        <w:t xml:space="preserve"> </w:t>
-      </w:r>
-      <w:proofErr w:type="gramStart"/>
-      <w:r>
-        <w:rPr>
-          <w:rFonts w:ascii="Preeti" w:hAnsi="Preeti"/>
-          <w:b/>
-          <w:sz w:val="36"/>
-          <w:szCs w:val="36"/>
-          <w:u w:val="single"/>
-        </w:rPr>
-        <w:t>q}</w:t>
-      </w:r>
-      <w:proofErr w:type="spellStart"/>
-      <w:r>
-        <w:rPr>
-          <w:rFonts w:ascii="Preeti" w:hAnsi="Preeti"/>
-          <w:b/>
-          <w:sz w:val="36"/>
-          <w:szCs w:val="36"/>
-          <w:u w:val="single"/>
-        </w:rPr>
-        <w:t>dfl</w:t>
-      </w:r>
-      <w:proofErr w:type="gramEnd"/>
-      <w:r>
-        <w:rPr>
-          <w:rFonts w:ascii="Preeti" w:hAnsi="Preeti"/>
-          <w:b/>
-          <w:sz w:val="36"/>
-          <w:szCs w:val="36"/>
-          <w:u w:val="single"/>
-        </w:rPr>
-        <w:t>;s</w:t>
+        <w:t>dfl;s</w:t>
       </w:r>
       <w:proofErr w:type="spellEnd"/>
       <w:r>
@@ -612,7 +534,6 @@
         </w:rPr>
         <w:t xml:space="preserve">समय </w:t>
       </w:r>
-      <w:proofErr w:type="gramStart"/>
       <w:r>
         <w:rPr>
           <w:rFonts w:ascii="Preeti" w:hAnsi="Preeti"/>
@@ -638,16 +559,7 @@
           <w:b/>
           <w:lang w:eastAsia="zh-CN" w:bidi="hi-IN"/>
         </w:rPr>
-        <w:t>@</w:t>
-      </w:r>
-      <w:proofErr w:type="gramEnd"/>
-      <w:r>
-        <w:rPr>
-          <w:rFonts w:ascii="Preeti" w:hAnsi="Preeti"/>
-          <w:b/>
-          <w:lang w:eastAsia="zh-CN" w:bidi="hi-IN"/>
-        </w:rPr>
-        <w:t xml:space="preserve"> </w:t>
+        <w:t xml:space="preserve">@ </w:t>
       </w:r>
       <w:r>
         <w:rPr>
@@ -726,19 +638,8 @@
           <w:sz w:val="32"/>
           <w:szCs w:val="32"/>
         </w:rPr>
-        <w:t>k"0</w:t>
-      </w:r>
-      <w:proofErr w:type="gramStart"/>
-      <w:r>
-        <w:rPr>
-          <w:rFonts w:ascii="Preeti" w:hAnsi="Preeti"/>
-          <w:b/>
-          <w:sz w:val="32"/>
-          <w:szCs w:val="32"/>
-        </w:rPr>
-        <w:t>ff{</w:t>
-      </w:r>
-      <w:proofErr w:type="gramEnd"/>
+        <w:t>k"0ff{</w:t>
+      </w:r>
       <w:r>
         <w:rPr>
           <w:rFonts w:ascii="Preeti" w:hAnsi="Preeti" w:cs="Times New Roman"/>
@@ -757,9 +658,8 @@
           <w:szCs w:val="32"/>
           <w:lang w:eastAsia="zh-CN"/>
         </w:rPr>
-        <w:t xml:space="preserve"> </w:t>
-      </w:r>
-      <w:proofErr w:type="gramStart"/>
+        <w:t xml:space="preserve"> %)</w:t>
+      </w:r>
       <w:r>
         <w:rPr>
           <w:rFonts w:ascii="Preeti" w:hAnsi="Preeti" w:cs="Times New Roman"/>
@@ -768,16 +668,6 @@
           <w:szCs w:val="32"/>
           <w:lang w:eastAsia="zh-CN"/>
         </w:rPr>
-        <w:t>%)</w:t>
-      </w:r>
-      <w:r>
-        <w:rPr>
-          <w:rFonts w:ascii="Preeti" w:hAnsi="Preeti" w:cs="Times New Roman"/>
-          <w:b/>
-          <w:sz w:val="32"/>
-          <w:szCs w:val="32"/>
-          <w:lang w:eastAsia="zh-CN"/>
-        </w:rPr>
         <w:t xml:space="preserve"> </w:t>
       </w:r>
       <w:r>
@@ -788,18 +678,7 @@
           <w:szCs w:val="24"/>
           <w:lang w:eastAsia="zh-CN" w:bidi="hi-IN"/>
         </w:rPr>
-        <w:t xml:space="preserve">  </w:t>
-      </w:r>
-      <w:proofErr w:type="gramEnd"/>
-      <w:r>
-        <w:rPr>
-          <w:rFonts w:ascii="Preeti" w:hAnsi="Preeti"/>
-          <w:bCs/>
-          <w:sz w:val="24"/>
-          <w:szCs w:val="24"/>
-          <w:lang w:eastAsia="zh-CN" w:bidi="hi-IN"/>
-        </w:rPr>
-        <w:t xml:space="preserve">        </w:t>
+        <w:t xml:space="preserve">          </w:t>
       </w:r>
       <w:proofErr w:type="spellStart"/>
       <w:r>
@@ -823,7 +702,6 @@
         </w:rPr>
         <w:t>–</w:t>
       </w:r>
-      <w:proofErr w:type="gramStart"/>
       <w:r>
         <w:rPr>
           <w:rFonts w:ascii="Preeti" w:hAnsi="Preeti" w:cs="Times New Roman"/>
@@ -846,7 +724,6 @@
         <w:t>kfnL</w:t>
       </w:r>
       <w:proofErr w:type="spellEnd"/>
-      <w:proofErr w:type="gramEnd"/>
     </w:p>
     <w:tbl>
       <w:tblPr>
@@ -898,7 +775,6 @@
               </w:rPr>
             </w:pPr>
             <w:proofErr w:type="spellStart"/>
-            <w:proofErr w:type="gramStart"/>
             <w:r>
               <w:rPr>
                 <w:rFonts w:ascii="Preeti" w:hAnsi="Preeti"/>
@@ -928,18 +804,7 @@
                 <w:sz w:val="40"/>
                 <w:szCs w:val="40"/>
               </w:rPr>
-              <w:t>:</w:t>
-            </w:r>
-            <w:proofErr w:type="gramEnd"/>
-            <w:r>
-              <w:rPr>
-                <w:rFonts w:ascii="Times New Roman" w:hAnsi="Times New Roman"/>
-                <w:b/>
-                <w:bCs/>
-                <w:sz w:val="40"/>
-                <w:szCs w:val="40"/>
-              </w:rPr>
-              <w:t xml:space="preserve"> </w:t>
+              <w:t xml:space="preserve">: </w:t>
             </w:r>
             <w:r>
               <w:rPr>
@@ -949,40 +814,7 @@
                 <w:sz w:val="40"/>
                 <w:szCs w:val="40"/>
               </w:rPr>
-              <w:t>====================================================/</w:t>
-            </w:r>
-            <w:proofErr w:type="gramStart"/>
-            <w:r>
-              <w:rPr>
-                <w:rFonts w:ascii="Preeti" w:hAnsi="Preeti"/>
-                <w:b/>
-                <w:bCs/>
-                <w:sz w:val="40"/>
-                <w:szCs w:val="40"/>
-              </w:rPr>
-              <w:t>f]n</w:t>
-            </w:r>
-            <w:proofErr w:type="gramEnd"/>
-            <w:r>
-              <w:rPr>
-                <w:rFonts w:ascii="Preeti" w:hAnsi="Preeti"/>
-                <w:b/>
-                <w:bCs/>
-                <w:sz w:val="40"/>
-                <w:szCs w:val="40"/>
-              </w:rPr>
-              <w:t xml:space="preserve"> g+=============</w:t>
-            </w:r>
-            <w:proofErr w:type="gramStart"/>
-            <w:r>
-              <w:rPr>
-                <w:rFonts w:ascii="Preeti" w:hAnsi="Preeti"/>
-                <w:b/>
-                <w:bCs/>
-                <w:sz w:val="40"/>
-                <w:szCs w:val="40"/>
-              </w:rPr>
-              <w:t>;]</w:t>
+              <w:t>====================================================/f]n g+=============;]</w:t>
             </w:r>
             <w:proofErr w:type="spellStart"/>
             <w:r>
@@ -993,18 +825,7 @@
                 <w:sz w:val="40"/>
                 <w:szCs w:val="40"/>
               </w:rPr>
-              <w:t>S</w:t>
-            </w:r>
-            <w:proofErr w:type="gramEnd"/>
-            <w:r>
-              <w:rPr>
-                <w:rFonts w:ascii="Preeti" w:hAnsi="Preeti"/>
-                <w:b/>
-                <w:bCs/>
-                <w:sz w:val="40"/>
-                <w:szCs w:val="40"/>
-              </w:rPr>
-              <w:t>;g</w:t>
+              <w:t>S;g</w:t>
             </w:r>
             <w:proofErr w:type="spellEnd"/>
             <w:r>
@@ -1015,18 +836,7 @@
                 <w:sz w:val="40"/>
                 <w:szCs w:val="40"/>
               </w:rPr>
-              <w:t xml:space="preserve"> </w:t>
-            </w:r>
-            <w:proofErr w:type="gramStart"/>
-            <w:r>
-              <w:rPr>
-                <w:rFonts w:ascii="Preeti" w:hAnsi="Preeti"/>
-                <w:b/>
-                <w:bCs/>
-                <w:sz w:val="40"/>
-                <w:szCs w:val="40"/>
-              </w:rPr>
-              <w:t>M</w:t>
+              <w:t xml:space="preserve"> M</w:t>
             </w:r>
             <w:r>
               <w:rPr>
@@ -1046,18 +856,7 @@
                 <w:sz w:val="40"/>
                 <w:szCs w:val="40"/>
               </w:rPr>
-              <w:t>=</w:t>
-            </w:r>
-            <w:proofErr w:type="gramEnd"/>
-            <w:r>
-              <w:rPr>
-                <w:rFonts w:ascii="Preeti" w:hAnsi="Preeti"/>
-                <w:b/>
-                <w:bCs/>
-                <w:sz w:val="40"/>
-                <w:szCs w:val="40"/>
-              </w:rPr>
-              <w:t>===============</w:t>
+              <w:t>================</w:t>
             </w:r>
             <w:r>
               <w:rPr>
@@ -1226,18 +1025,7 @@
                 <w:sz w:val="36"/>
                 <w:szCs w:val="36"/>
               </w:rPr>
-              <w:t>k|</w:t>
-            </w:r>
-            <w:proofErr w:type="gramStart"/>
-            <w:r>
-              <w:rPr>
-                <w:rFonts w:ascii="Preeti" w:hAnsi="Preeti"/>
-                <w:b/>
-                <w:bCs/>
-                <w:sz w:val="36"/>
-                <w:szCs w:val="36"/>
-              </w:rPr>
-              <w:t>fKtf</w:t>
+              <w:t>k|fKtf</w:t>
             </w:r>
             <w:r>
               <w:rPr>
@@ -1268,7 +1056,6 @@
               </w:rPr>
               <w:t>:</w:t>
             </w:r>
-            <w:proofErr w:type="gramEnd"/>
           </w:p>
           <w:p>
             <w:pPr>
@@ -1316,7 +1103,6 @@
               <w:t>LIfssf</w:t>
             </w:r>
             <w:proofErr w:type="spellEnd"/>
-            <w:proofErr w:type="gramStart"/>
             <w:r>
               <w:rPr>
                 <w:rFonts w:ascii="Preeti" w:hAnsi="Preeti"/>
@@ -1327,7 +1113,6 @@
               </w:rPr>
               <w:t>] ;xL</w:t>
             </w:r>
-            <w:proofErr w:type="gramEnd"/>
             <w:r>
               <w:rPr>
                 <w:rFonts w:ascii="Times New Roman" w:hAnsi="Times New Roman"/>
@@ -1360,7 +1145,6 @@
               <w:t>LIfssf</w:t>
             </w:r>
             <w:proofErr w:type="spellEnd"/>
-            <w:proofErr w:type="gramStart"/>
             <w:r>
               <w:rPr>
                 <w:rFonts w:ascii="Preeti" w:hAnsi="Preeti"/>
@@ -1383,7 +1167,6 @@
               <w:t>xL</w:t>
             </w:r>
             <w:proofErr w:type="spellEnd"/>
-            <w:proofErr w:type="gramEnd"/>
             <w:r>
               <w:rPr>
                 <w:rFonts w:ascii="Times New Roman" w:hAnsi="Times New Roman"/>
@@ -1409,7 +1192,6 @@
           <w:szCs w:val="34"/>
         </w:rPr>
       </w:pPr>
-      <w:proofErr w:type="gramStart"/>
       <w:r>
         <w:rPr>
           <w:rFonts w:ascii="Preeti" w:hAnsi="Preeti"/>
@@ -1417,9 +1199,9 @@
           <w:sz w:val="34"/>
           <w:szCs w:val="34"/>
         </w:rPr>
-        <w:t>!=</w:t>
-      </w:r>
-      <w:proofErr w:type="gramEnd"/>
+        <w:t xml:space="preserve">!= </w:t>
+      </w:r>
+      <w:proofErr w:type="spellStart"/>
       <w:r>
         <w:rPr>
           <w:rFonts w:ascii="Preeti" w:hAnsi="Preeti"/>
@@ -1427,9 +1209,9 @@
           <w:sz w:val="34"/>
           <w:szCs w:val="34"/>
         </w:rPr>
-        <w:t xml:space="preserve"> </w:t>
-      </w:r>
-      <w:proofErr w:type="spellStart"/>
+        <w:t>tn</w:t>
+      </w:r>
+      <w:proofErr w:type="spellEnd"/>
       <w:r>
         <w:rPr>
           <w:rFonts w:ascii="Preeti" w:hAnsi="Preeti"/>
@@ -1437,9 +1219,9 @@
           <w:sz w:val="34"/>
           <w:szCs w:val="34"/>
         </w:rPr>
-        <w:t>tn</w:t>
-      </w:r>
-      <w:proofErr w:type="spellEnd"/>
+        <w:t xml:space="preserve"> </w:t>
+      </w:r>
+      <w:proofErr w:type="spellStart"/>
       <w:r>
         <w:rPr>
           <w:rFonts w:ascii="Preeti" w:hAnsi="Preeti"/>
@@ -1447,9 +1229,9 @@
           <w:sz w:val="34"/>
           <w:szCs w:val="34"/>
         </w:rPr>
-        <w:t xml:space="preserve"> </w:t>
-      </w:r>
-      <w:proofErr w:type="spellStart"/>
+        <w:t>lbOPsf</w:t>
+      </w:r>
+      <w:proofErr w:type="spellEnd"/>
       <w:r>
         <w:rPr>
           <w:rFonts w:ascii="Preeti" w:hAnsi="Preeti"/>
@@ -1457,9 +1239,9 @@
           <w:sz w:val="34"/>
           <w:szCs w:val="34"/>
         </w:rPr>
-        <w:t>lbOPsf</w:t>
-      </w:r>
-      <w:proofErr w:type="spellEnd"/>
+        <w:t>] cg'R5]b k9L ;f]</w:t>
+      </w:r>
+      <w:proofErr w:type="spellStart"/>
       <w:r>
         <w:rPr>
           <w:rFonts w:ascii="Preeti" w:hAnsi="Preeti"/>
@@ -1467,9 +1249,9 @@
           <w:sz w:val="34"/>
           <w:szCs w:val="34"/>
         </w:rPr>
-        <w:t>] cg'R</w:t>
-      </w:r>
-      <w:proofErr w:type="gramStart"/>
+        <w:t>lwPsf</w:t>
+      </w:r>
+      <w:proofErr w:type="spellEnd"/>
       <w:r>
         <w:rPr>
           <w:rFonts w:ascii="Preeti" w:hAnsi="Preeti"/>
@@ -1477,9 +1259,9 @@
           <w:sz w:val="34"/>
           <w:szCs w:val="34"/>
         </w:rPr>
-        <w:t>5]b</w:t>
-      </w:r>
-      <w:proofErr w:type="gramEnd"/>
+        <w:t xml:space="preserve">] </w:t>
+      </w:r>
+      <w:proofErr w:type="spellStart"/>
       <w:r>
         <w:rPr>
           <w:rFonts w:ascii="Preeti" w:hAnsi="Preeti"/>
@@ -1487,9 +1269,9 @@
           <w:sz w:val="34"/>
           <w:szCs w:val="34"/>
         </w:rPr>
-        <w:t xml:space="preserve"> k9</w:t>
-      </w:r>
-      <w:proofErr w:type="gramStart"/>
+        <w:t>k|Zgx?sf</w:t>
+      </w:r>
+      <w:proofErr w:type="spellEnd"/>
       <w:r>
         <w:rPr>
           <w:rFonts w:ascii="Preeti" w:hAnsi="Preeti"/>
@@ -1497,9 +1279,9 @@
           <w:sz w:val="34"/>
           <w:szCs w:val="34"/>
         </w:rPr>
-        <w:t>L ;f</w:t>
-      </w:r>
-      <w:proofErr w:type="gramEnd"/>
+        <w:t xml:space="preserve">] </w:t>
+      </w:r>
+      <w:proofErr w:type="spellStart"/>
       <w:r>
         <w:rPr>
           <w:rFonts w:ascii="Preeti" w:hAnsi="Preeti"/>
@@ -1507,9 +1289,9 @@
           <w:sz w:val="34"/>
           <w:szCs w:val="34"/>
         </w:rPr>
-        <w:t>]</w:t>
-      </w:r>
-      <w:proofErr w:type="spellStart"/>
+        <w:t>pQ</w:t>
+      </w:r>
+      <w:proofErr w:type="spellEnd"/>
       <w:r>
         <w:rPr>
           <w:rFonts w:ascii="Preeti" w:hAnsi="Preeti"/>
@@ -1517,9 +1299,9 @@
           <w:sz w:val="34"/>
           <w:szCs w:val="34"/>
         </w:rPr>
-        <w:t>lwPsf</w:t>
-      </w:r>
-      <w:proofErr w:type="spellEnd"/>
+        <w:t xml:space="preserve">/ </w:t>
+      </w:r>
+      <w:proofErr w:type="spellStart"/>
       <w:r>
         <w:rPr>
           <w:rFonts w:ascii="Preeti" w:hAnsi="Preeti"/>
@@ -1527,9 +1309,9 @@
           <w:sz w:val="34"/>
           <w:szCs w:val="34"/>
         </w:rPr>
-        <w:t xml:space="preserve">] </w:t>
-      </w:r>
-      <w:proofErr w:type="spellStart"/>
+        <w:t>lbg'xf</w:t>
+      </w:r>
+      <w:proofErr w:type="spellEnd"/>
       <w:r>
         <w:rPr>
           <w:rFonts w:ascii="Preeti" w:hAnsi="Preeti"/>
@@ -1537,79 +1319,7 @@
           <w:sz w:val="34"/>
           <w:szCs w:val="34"/>
         </w:rPr>
-        <w:t>k|</w:t>
-      </w:r>
-      <w:proofErr w:type="gramStart"/>
-      <w:r>
-        <w:rPr>
-          <w:rFonts w:ascii="Preeti" w:hAnsi="Preeti"/>
-          <w:b/>
-          <w:sz w:val="34"/>
-          <w:szCs w:val="34"/>
-        </w:rPr>
-        <w:t>Zgx?sf</w:t>
-      </w:r>
-      <w:proofErr w:type="spellEnd"/>
-      <w:proofErr w:type="gramEnd"/>
-      <w:r>
-        <w:rPr>
-          <w:rFonts w:ascii="Preeti" w:hAnsi="Preeti"/>
-          <w:b/>
-          <w:sz w:val="34"/>
-          <w:szCs w:val="34"/>
-        </w:rPr>
-        <w:t xml:space="preserve">] </w:t>
-      </w:r>
-      <w:proofErr w:type="spellStart"/>
-      <w:r>
-        <w:rPr>
-          <w:rFonts w:ascii="Preeti" w:hAnsi="Preeti"/>
-          <w:b/>
-          <w:sz w:val="34"/>
-          <w:szCs w:val="34"/>
-        </w:rPr>
-        <w:t>pQ</w:t>
-      </w:r>
-      <w:proofErr w:type="spellEnd"/>
-      <w:r>
-        <w:rPr>
-          <w:rFonts w:ascii="Preeti" w:hAnsi="Preeti"/>
-          <w:b/>
-          <w:sz w:val="34"/>
-          <w:szCs w:val="34"/>
-        </w:rPr>
-        <w:t xml:space="preserve">/ </w:t>
-      </w:r>
-      <w:proofErr w:type="spellStart"/>
-      <w:r>
-        <w:rPr>
-          <w:rFonts w:ascii="Preeti" w:hAnsi="Preeti"/>
-          <w:b/>
-          <w:sz w:val="34"/>
-          <w:szCs w:val="34"/>
-        </w:rPr>
-        <w:t>lbg'xf</w:t>
-      </w:r>
-      <w:proofErr w:type="spellEnd"/>
-      <w:proofErr w:type="gramStart"/>
-      <w:r>
-        <w:rPr>
-          <w:rFonts w:ascii="Preeti" w:hAnsi="Preeti"/>
-          <w:b/>
-          <w:sz w:val="34"/>
-          <w:szCs w:val="34"/>
-        </w:rPr>
-        <w:t>];\</w:t>
-      </w:r>
-      <w:proofErr w:type="gramEnd"/>
-      <w:r>
-        <w:rPr>
-          <w:rFonts w:ascii="Preeti" w:hAnsi="Preeti"/>
-          <w:b/>
-          <w:sz w:val="34"/>
-          <w:szCs w:val="34"/>
-        </w:rPr>
-        <w:t xml:space="preserve"> .</w:t>
+        <w:t>];\ .</w:t>
       </w:r>
       <w:r>
         <w:rPr>
@@ -1698,7 +1408,6 @@
         <w:t xml:space="preserve">]/f] </w:t>
       </w:r>
       <w:proofErr w:type="spellStart"/>
-      <w:proofErr w:type="gramStart"/>
       <w:r>
         <w:rPr>
           <w:rFonts w:ascii="Preeti" w:hAnsi="Preeti"/>
@@ -1729,7 +1438,6 @@
         <w:t>lrt</w:t>
       </w:r>
       <w:proofErr w:type="spellEnd"/>
-      <w:proofErr w:type="gramEnd"/>
       <w:r>
         <w:rPr>
           <w:rFonts w:ascii="Preeti" w:hAnsi="Preeti"/>
@@ -1750,25 +1458,14 @@
         <w:t>xf</w:t>
       </w:r>
       <w:proofErr w:type="spellEnd"/>
-      <w:proofErr w:type="gramStart"/>
-      <w:r>
-        <w:rPr>
-          <w:rFonts w:ascii="Preeti" w:hAnsi="Preeti"/>
-          <w:bCs/>
-          <w:sz w:val="36"/>
-          <w:szCs w:val="36"/>
-        </w:rPr>
-        <w:t>] .</w:t>
-      </w:r>
-      <w:proofErr w:type="gramEnd"/>
-      <w:r>
-        <w:rPr>
-          <w:rFonts w:ascii="Preeti" w:hAnsi="Preeti"/>
-          <w:bCs/>
-          <w:sz w:val="36"/>
-          <w:szCs w:val="36"/>
-        </w:rPr>
-        <w:t xml:space="preserve"> d]/f] </w:t>
+      <w:r>
+        <w:rPr>
+          <w:rFonts w:ascii="Preeti" w:hAnsi="Preeti"/>
+          <w:bCs/>
+          <w:sz w:val="36"/>
+          <w:szCs w:val="36"/>
+        </w:rPr>
+        <w:t xml:space="preserve">] . d]/f] </w:t>
       </w:r>
       <w:proofErr w:type="spellStart"/>
       <w:r>
@@ -1828,110 +1525,258 @@
           <w:sz w:val="36"/>
           <w:szCs w:val="36"/>
         </w:rPr>
+        <w:t xml:space="preserve"> 5 . </w:t>
+      </w:r>
+      <w:proofErr w:type="spellStart"/>
+      <w:r>
+        <w:rPr>
+          <w:rFonts w:ascii="Preeti" w:hAnsi="Preeti"/>
+          <w:bCs/>
+          <w:sz w:val="36"/>
+          <w:szCs w:val="36"/>
+        </w:rPr>
+        <w:t>laxfg</w:t>
+      </w:r>
+      <w:proofErr w:type="spellEnd"/>
+      <w:r>
+        <w:rPr>
+          <w:rFonts w:ascii="Preeti" w:hAnsi="Preeti"/>
+          <w:bCs/>
+          <w:sz w:val="36"/>
+          <w:szCs w:val="36"/>
+        </w:rPr>
+        <w:t xml:space="preserve"> p7]/ s;/t ug'{x'G5 . w]/} a]/ of]u ug'{x'G5 . </w:t>
+      </w:r>
+      <w:proofErr w:type="spellStart"/>
+      <w:r>
+        <w:rPr>
+          <w:rFonts w:ascii="Preeti" w:hAnsi="Preeti"/>
+          <w:bCs/>
+          <w:sz w:val="36"/>
+          <w:szCs w:val="36"/>
+        </w:rPr>
+        <w:t>pxfF</w:t>
+      </w:r>
+      <w:proofErr w:type="spellEnd"/>
+      <w:r>
+        <w:rPr>
+          <w:rFonts w:ascii="Preeti" w:hAnsi="Preeti"/>
+          <w:bCs/>
+          <w:sz w:val="36"/>
+          <w:szCs w:val="36"/>
+        </w:rPr>
+        <w:t xml:space="preserve"> ;</w:t>
+      </w:r>
+      <w:proofErr w:type="spellStart"/>
+      <w:r>
+        <w:rPr>
+          <w:rFonts w:ascii="Preeti" w:hAnsi="Preeti"/>
+          <w:bCs/>
+          <w:sz w:val="36"/>
+          <w:szCs w:val="36"/>
+        </w:rPr>
+        <w:t>fyLefO;Fu</w:t>
+      </w:r>
+      <w:proofErr w:type="spellEnd"/>
+      <w:r>
+        <w:rPr>
+          <w:rFonts w:ascii="Preeti" w:hAnsi="Preeti"/>
+          <w:bCs/>
+          <w:sz w:val="36"/>
+          <w:szCs w:val="36"/>
+        </w:rPr>
+        <w:t xml:space="preserve"> b]z / /</w:t>
+      </w:r>
+      <w:proofErr w:type="spellStart"/>
+      <w:r>
+        <w:rPr>
+          <w:rFonts w:ascii="Preeti" w:hAnsi="Preeti"/>
+          <w:bCs/>
+          <w:sz w:val="36"/>
+          <w:szCs w:val="36"/>
+        </w:rPr>
+        <w:t>fhgLltsf</w:t>
+      </w:r>
+      <w:proofErr w:type="spellEnd"/>
+      <w:r>
+        <w:rPr>
+          <w:rFonts w:ascii="Preeti" w:hAnsi="Preeti"/>
+          <w:bCs/>
+          <w:sz w:val="36"/>
+          <w:szCs w:val="36"/>
+        </w:rPr>
         <w:t xml:space="preserve"> </w:t>
       </w:r>
-      <w:proofErr w:type="gramStart"/>
-      <w:r>
-        <w:rPr>
-          <w:rFonts w:ascii="Preeti" w:hAnsi="Preeti"/>
-          <w:bCs/>
-          <w:sz w:val="36"/>
-          <w:szCs w:val="36"/>
-        </w:rPr>
-        <w:t>5 .</w:t>
-      </w:r>
-      <w:proofErr w:type="gramEnd"/>
-      <w:r>
-        <w:rPr>
-          <w:rFonts w:ascii="Preeti" w:hAnsi="Preeti"/>
-          <w:bCs/>
-          <w:sz w:val="36"/>
-          <w:szCs w:val="36"/>
-        </w:rPr>
-        <w:t xml:space="preserve"> </w:t>
-      </w:r>
-      <w:proofErr w:type="spellStart"/>
-      <w:r>
-        <w:rPr>
-          <w:rFonts w:ascii="Preeti" w:hAnsi="Preeti"/>
-          <w:bCs/>
-          <w:sz w:val="36"/>
-          <w:szCs w:val="36"/>
-        </w:rPr>
-        <w:t>laxfg</w:t>
-      </w:r>
-      <w:proofErr w:type="spellEnd"/>
-      <w:r>
-        <w:rPr>
-          <w:rFonts w:ascii="Preeti" w:hAnsi="Preeti"/>
-          <w:bCs/>
-          <w:sz w:val="36"/>
-          <w:szCs w:val="36"/>
-        </w:rPr>
-        <w:t xml:space="preserve"> p7]/ s;/t ug'{x'G</w:t>
-      </w:r>
-      <w:proofErr w:type="gramStart"/>
-      <w:r>
-        <w:rPr>
-          <w:rFonts w:ascii="Preeti" w:hAnsi="Preeti"/>
-          <w:bCs/>
-          <w:sz w:val="36"/>
-          <w:szCs w:val="36"/>
-        </w:rPr>
-        <w:t>5 .</w:t>
-      </w:r>
-      <w:proofErr w:type="gramEnd"/>
-      <w:r>
-        <w:rPr>
-          <w:rFonts w:ascii="Preeti" w:hAnsi="Preeti"/>
-          <w:bCs/>
-          <w:sz w:val="36"/>
-          <w:szCs w:val="36"/>
-        </w:rPr>
-        <w:t xml:space="preserve"> w]/} a]/ </w:t>
-      </w:r>
-      <w:proofErr w:type="gramStart"/>
-      <w:r>
-        <w:rPr>
-          <w:rFonts w:ascii="Preeti" w:hAnsi="Preeti"/>
-          <w:bCs/>
-          <w:sz w:val="36"/>
-          <w:szCs w:val="36"/>
-        </w:rPr>
-        <w:t>of]u</w:t>
-      </w:r>
-      <w:proofErr w:type="gramEnd"/>
-      <w:r>
-        <w:rPr>
-          <w:rFonts w:ascii="Preeti" w:hAnsi="Preeti"/>
-          <w:bCs/>
-          <w:sz w:val="36"/>
-          <w:szCs w:val="36"/>
-        </w:rPr>
-        <w:t xml:space="preserve"> ug'{x'G</w:t>
-      </w:r>
-      <w:proofErr w:type="gramStart"/>
-      <w:r>
-        <w:rPr>
-          <w:rFonts w:ascii="Preeti" w:hAnsi="Preeti"/>
-          <w:bCs/>
-          <w:sz w:val="36"/>
-          <w:szCs w:val="36"/>
-        </w:rPr>
-        <w:t>5 .</w:t>
-      </w:r>
-      <w:proofErr w:type="gramEnd"/>
-      <w:r>
-        <w:rPr>
-          <w:rFonts w:ascii="Preeti" w:hAnsi="Preeti"/>
-          <w:bCs/>
-          <w:sz w:val="36"/>
-          <w:szCs w:val="36"/>
-        </w:rPr>
-        <w:t xml:space="preserve"> </w:t>
-      </w:r>
-      <w:proofErr w:type="spellStart"/>
-      <w:proofErr w:type="gramStart"/>
+      <w:proofErr w:type="spellStart"/>
+      <w:r>
+        <w:rPr>
+          <w:rFonts w:ascii="Preeti" w:hAnsi="Preeti"/>
+          <w:bCs/>
+          <w:sz w:val="36"/>
+          <w:szCs w:val="36"/>
+        </w:rPr>
+        <w:t>af</w:t>
+      </w:r>
+      <w:proofErr w:type="spellEnd"/>
+      <w:r>
+        <w:rPr>
+          <w:rFonts w:ascii="Preeti" w:hAnsi="Preeti"/>
+          <w:bCs/>
+          <w:sz w:val="36"/>
+          <w:szCs w:val="36"/>
+        </w:rPr>
+        <w:t>/]</w:t>
+      </w:r>
+      <w:proofErr w:type="spellStart"/>
+      <w:r>
+        <w:rPr>
+          <w:rFonts w:ascii="Preeti" w:hAnsi="Preeti"/>
+          <w:bCs/>
+          <w:sz w:val="36"/>
+          <w:szCs w:val="36"/>
+        </w:rPr>
+        <w:t>df</w:t>
+      </w:r>
+      <w:proofErr w:type="spellEnd"/>
+      <w:r>
+        <w:rPr>
+          <w:rFonts w:ascii="Preeti" w:hAnsi="Preeti"/>
+          <w:bCs/>
+          <w:sz w:val="36"/>
+          <w:szCs w:val="36"/>
+        </w:rPr>
+        <w:t xml:space="preserve"> s'/f ug{ ?</w:t>
+      </w:r>
+      <w:proofErr w:type="spellStart"/>
+      <w:r>
+        <w:rPr>
+          <w:rFonts w:ascii="Preeti" w:hAnsi="Preeti"/>
+          <w:bCs/>
+          <w:sz w:val="36"/>
+          <w:szCs w:val="36"/>
+        </w:rPr>
+        <w:t>l</w:t>
+      </w:r>
+      <w:r>
+        <w:rPr>
+          <w:rFonts w:ascii="Preeti" w:hAnsi="Preeti"/>
+          <w:bCs/>
+          <w:sz w:val="36"/>
+          <w:szCs w:val="36"/>
+        </w:rPr>
+        <w:t>r</w:t>
+      </w:r>
+      <w:proofErr w:type="spellEnd"/>
+      <w:r>
+        <w:rPr>
+          <w:rFonts w:ascii="Preeti" w:hAnsi="Preeti"/>
+          <w:bCs/>
+          <w:sz w:val="36"/>
+          <w:szCs w:val="36"/>
+        </w:rPr>
+        <w:t xml:space="preserve"> /fVg'x'G5 . d]/L </w:t>
+      </w:r>
+      <w:proofErr w:type="spellStart"/>
+      <w:r>
+        <w:rPr>
+          <w:rFonts w:ascii="Preeti" w:hAnsi="Preeti"/>
+          <w:bCs/>
+          <w:sz w:val="36"/>
+          <w:szCs w:val="36"/>
+        </w:rPr>
+        <w:t>cfdf</w:t>
+      </w:r>
+      <w:proofErr w:type="spellEnd"/>
+      <w:r>
+        <w:rPr>
+          <w:rFonts w:ascii="Preeti" w:hAnsi="Preeti"/>
+          <w:bCs/>
+          <w:sz w:val="36"/>
+          <w:szCs w:val="36"/>
+        </w:rPr>
+        <w:t xml:space="preserve"> l5§} l/;fpg'x'G5 . </w:t>
+      </w:r>
+      <w:proofErr w:type="spellStart"/>
+      <w:r>
+        <w:rPr>
+          <w:rFonts w:ascii="Preeti" w:hAnsi="Preeti"/>
+          <w:bCs/>
+          <w:sz w:val="36"/>
+          <w:szCs w:val="36"/>
+        </w:rPr>
+        <w:t>dnfO</w:t>
+      </w:r>
+      <w:proofErr w:type="spellEnd"/>
+      <w:r>
+        <w:rPr>
+          <w:rFonts w:ascii="Preeti" w:hAnsi="Preeti"/>
+          <w:bCs/>
+          <w:sz w:val="36"/>
+          <w:szCs w:val="36"/>
+        </w:rPr>
+        <w:t xml:space="preserve">{ </w:t>
+      </w:r>
+      <w:proofErr w:type="spellStart"/>
+      <w:r>
+        <w:rPr>
+          <w:rFonts w:ascii="Preeti" w:hAnsi="Preeti"/>
+          <w:bCs/>
+          <w:sz w:val="36"/>
+          <w:szCs w:val="36"/>
+        </w:rPr>
+        <w:t>pxfFsf</w:t>
+      </w:r>
+      <w:proofErr w:type="spellEnd"/>
+      <w:r>
+        <w:rPr>
+          <w:rFonts w:ascii="Preeti" w:hAnsi="Preeti"/>
+          <w:bCs/>
+          <w:sz w:val="36"/>
+          <w:szCs w:val="36"/>
+        </w:rPr>
+        <w:t>] l/;</w:t>
+      </w:r>
+      <w:proofErr w:type="spellStart"/>
+      <w:r>
+        <w:rPr>
+          <w:rFonts w:ascii="Preeti" w:hAnsi="Preeti"/>
+          <w:bCs/>
+          <w:sz w:val="36"/>
+          <w:szCs w:val="36"/>
+        </w:rPr>
+        <w:t>fpg</w:t>
+      </w:r>
+      <w:proofErr w:type="spellEnd"/>
+      <w:r>
+        <w:rPr>
+          <w:rFonts w:ascii="Preeti" w:hAnsi="Preeti"/>
+          <w:bCs/>
+          <w:sz w:val="36"/>
+          <w:szCs w:val="36"/>
+        </w:rPr>
+        <w:t xml:space="preserve">] </w:t>
+      </w:r>
+      <w:proofErr w:type="spellStart"/>
+      <w:r>
+        <w:rPr>
+          <w:rFonts w:ascii="Preeti" w:hAnsi="Preeti"/>
+          <w:bCs/>
+          <w:sz w:val="36"/>
+          <w:szCs w:val="36"/>
+        </w:rPr>
+        <w:t>afgL</w:t>
+      </w:r>
+      <w:proofErr w:type="spellEnd"/>
+      <w:r>
+        <w:rPr>
+          <w:rFonts w:ascii="Preeti" w:hAnsi="Preeti"/>
+          <w:bCs/>
+          <w:sz w:val="36"/>
+          <w:szCs w:val="36"/>
+        </w:rPr>
+        <w:t xml:space="preserve"> dg kb}{g . </w:t>
+      </w:r>
+      <w:proofErr w:type="spellStart"/>
       <w:r>
         <w:rPr>
           <w:rFonts w:ascii="Preeti" w:hAnsi="Preeti"/>
@@ -1949,97 +1794,27 @@
           <w:sz w:val="36"/>
           <w:szCs w:val="36"/>
         </w:rPr>
-        <w:t xml:space="preserve"> ;</w:t>
-      </w:r>
-      <w:proofErr w:type="spellStart"/>
-      <w:r>
-        <w:rPr>
-          <w:rFonts w:ascii="Preeti" w:hAnsi="Preeti"/>
-          <w:bCs/>
-          <w:sz w:val="36"/>
-          <w:szCs w:val="36"/>
-        </w:rPr>
-        <w:t>fyLefO</w:t>
-      </w:r>
-      <w:proofErr w:type="gramEnd"/>
-      <w:r>
-        <w:rPr>
-          <w:rFonts w:ascii="Preeti" w:hAnsi="Preeti"/>
-          <w:bCs/>
-          <w:sz w:val="36"/>
-          <w:szCs w:val="36"/>
-        </w:rPr>
-        <w:t>;Fu</w:t>
-      </w:r>
-      <w:proofErr w:type="spellEnd"/>
-      <w:r>
-        <w:rPr>
-          <w:rFonts w:ascii="Preeti" w:hAnsi="Preeti"/>
-          <w:bCs/>
-          <w:sz w:val="36"/>
-          <w:szCs w:val="36"/>
-        </w:rPr>
-        <w:t xml:space="preserve"> </w:t>
-      </w:r>
-      <w:proofErr w:type="gramStart"/>
-      <w:r>
-        <w:rPr>
-          <w:rFonts w:ascii="Preeti" w:hAnsi="Preeti"/>
-          <w:bCs/>
-          <w:sz w:val="36"/>
-          <w:szCs w:val="36"/>
-        </w:rPr>
-        <w:t>b]z</w:t>
-      </w:r>
-      <w:proofErr w:type="gramEnd"/>
-      <w:r>
-        <w:rPr>
-          <w:rFonts w:ascii="Preeti" w:hAnsi="Preeti"/>
-          <w:bCs/>
-          <w:sz w:val="36"/>
-          <w:szCs w:val="36"/>
-        </w:rPr>
-        <w:t xml:space="preserve"> / /</w:t>
-      </w:r>
-      <w:proofErr w:type="spellStart"/>
-      <w:r>
-        <w:rPr>
-          <w:rFonts w:ascii="Preeti" w:hAnsi="Preeti"/>
-          <w:bCs/>
-          <w:sz w:val="36"/>
-          <w:szCs w:val="36"/>
-        </w:rPr>
-        <w:t>fhgLltsf</w:t>
-      </w:r>
-      <w:proofErr w:type="spellEnd"/>
-      <w:r>
-        <w:rPr>
-          <w:rFonts w:ascii="Preeti" w:hAnsi="Preeti"/>
-          <w:bCs/>
-          <w:sz w:val="36"/>
-          <w:szCs w:val="36"/>
-        </w:rPr>
-        <w:t xml:space="preserve"> </w:t>
-      </w:r>
-      <w:proofErr w:type="spellStart"/>
-      <w:r>
-        <w:rPr>
-          <w:rFonts w:ascii="Preeti" w:hAnsi="Preeti"/>
-          <w:bCs/>
-          <w:sz w:val="36"/>
-          <w:szCs w:val="36"/>
-        </w:rPr>
-        <w:t>af</w:t>
-      </w:r>
-      <w:proofErr w:type="spellEnd"/>
-      <w:r>
-        <w:rPr>
-          <w:rFonts w:ascii="Preeti" w:hAnsi="Preeti"/>
-          <w:bCs/>
-          <w:sz w:val="36"/>
-          <w:szCs w:val="36"/>
-        </w:rPr>
-        <w:t>/]</w:t>
+        <w:t xml:space="preserve"> 3/sf] ;/;</w:t>
+      </w:r>
+      <w:proofErr w:type="spellStart"/>
+      <w:r>
+        <w:rPr>
+          <w:rFonts w:ascii="Preeti" w:hAnsi="Preeti"/>
+          <w:bCs/>
+          <w:sz w:val="36"/>
+          <w:szCs w:val="36"/>
+        </w:rPr>
+        <w:t>kmfO</w:t>
+      </w:r>
+      <w:proofErr w:type="spellEnd"/>
+      <w:r>
+        <w:rPr>
+          <w:rFonts w:ascii="Preeti" w:hAnsi="Preeti"/>
+          <w:bCs/>
+          <w:sz w:val="36"/>
+          <w:szCs w:val="36"/>
+        </w:rPr>
+        <w:t>{</w:t>
       </w:r>
       <w:proofErr w:type="spellStart"/>
       <w:r>
@@ -2059,20 +1834,9 @@
           <w:sz w:val="36"/>
           <w:szCs w:val="36"/>
         </w:rPr>
-        <w:t xml:space="preserve"> s'/f </w:t>
-      </w:r>
-      <w:proofErr w:type="gramStart"/>
-      <w:r>
-        <w:rPr>
-          <w:rFonts w:ascii="Preeti" w:hAnsi="Preeti"/>
-          <w:bCs/>
-          <w:sz w:val="36"/>
-          <w:szCs w:val="36"/>
-        </w:rPr>
-        <w:t>ug{ ?</w:t>
-      </w:r>
-      <w:proofErr w:type="spellStart"/>
-      <w:proofErr w:type="gramEnd"/>
+        <w:t xml:space="preserve"> ?</w:t>
+      </w:r>
+      <w:proofErr w:type="spellStart"/>
       <w:r>
         <w:rPr>
           <w:rFonts w:ascii="Preeti" w:hAnsi="Preeti"/>
@@ -2099,140 +1863,87 @@
           <w:sz w:val="36"/>
           <w:szCs w:val="36"/>
         </w:rPr>
-        <w:t xml:space="preserve"> /fVg'x'G</w:t>
-      </w:r>
-      <w:proofErr w:type="gramStart"/>
-      <w:r>
-        <w:rPr>
-          <w:rFonts w:ascii="Preeti" w:hAnsi="Preeti"/>
-          <w:bCs/>
-          <w:sz w:val="36"/>
-          <w:szCs w:val="36"/>
-        </w:rPr>
-        <w:t>5 .</w:t>
-      </w:r>
-      <w:proofErr w:type="gramEnd"/>
-      <w:r>
-        <w:rPr>
-          <w:rFonts w:ascii="Preeti" w:hAnsi="Preeti"/>
-          <w:bCs/>
-          <w:sz w:val="36"/>
-          <w:szCs w:val="36"/>
-        </w:rPr>
-        <w:t xml:space="preserve"> d]/L </w:t>
-      </w:r>
-      <w:proofErr w:type="spellStart"/>
-      <w:r>
-        <w:rPr>
-          <w:rFonts w:ascii="Preeti" w:hAnsi="Preeti"/>
-          <w:bCs/>
-          <w:sz w:val="36"/>
-          <w:szCs w:val="36"/>
-        </w:rPr>
-        <w:t>cfdf</w:t>
-      </w:r>
-      <w:proofErr w:type="spellEnd"/>
-      <w:r>
-        <w:rPr>
-          <w:rFonts w:ascii="Preeti" w:hAnsi="Preeti"/>
-          <w:bCs/>
-          <w:sz w:val="36"/>
-          <w:szCs w:val="36"/>
-        </w:rPr>
-        <w:t xml:space="preserve"> l5§} l</w:t>
-      </w:r>
-      <w:proofErr w:type="gramStart"/>
-      <w:r>
-        <w:rPr>
-          <w:rFonts w:ascii="Preeti" w:hAnsi="Preeti"/>
-          <w:bCs/>
-          <w:sz w:val="36"/>
-          <w:szCs w:val="36"/>
-        </w:rPr>
-        <w:t>/;fpg'x'G5 .</w:t>
-      </w:r>
-      <w:proofErr w:type="gramEnd"/>
-      <w:r>
-        <w:rPr>
-          <w:rFonts w:ascii="Preeti" w:hAnsi="Preeti"/>
-          <w:bCs/>
-          <w:sz w:val="36"/>
-          <w:szCs w:val="36"/>
-        </w:rPr>
-        <w:t xml:space="preserve"> </w:t>
-      </w:r>
-      <w:proofErr w:type="spellStart"/>
-      <w:proofErr w:type="gramStart"/>
-      <w:r>
-        <w:rPr>
-          <w:rFonts w:ascii="Preeti" w:hAnsi="Preeti"/>
-          <w:bCs/>
-          <w:sz w:val="36"/>
-          <w:szCs w:val="36"/>
-        </w:rPr>
-        <w:t>dnfO</w:t>
-      </w:r>
-      <w:proofErr w:type="spellEnd"/>
-      <w:r>
-        <w:rPr>
-          <w:rFonts w:ascii="Preeti" w:hAnsi="Preeti"/>
-          <w:bCs/>
-          <w:sz w:val="36"/>
-          <w:szCs w:val="36"/>
-        </w:rPr>
-        <w:t xml:space="preserve">{ </w:t>
-      </w:r>
-      <w:proofErr w:type="spellStart"/>
-      <w:r>
-        <w:rPr>
-          <w:rFonts w:ascii="Preeti" w:hAnsi="Preeti"/>
-          <w:bCs/>
-          <w:sz w:val="36"/>
-          <w:szCs w:val="36"/>
-        </w:rPr>
-        <w:t>pxfFsf</w:t>
-      </w:r>
-      <w:proofErr w:type="spellEnd"/>
-      <w:proofErr w:type="gramEnd"/>
-      <w:r>
-        <w:rPr>
-          <w:rFonts w:ascii="Preeti" w:hAnsi="Preeti"/>
-          <w:bCs/>
-          <w:sz w:val="36"/>
-          <w:szCs w:val="36"/>
-        </w:rPr>
-        <w:t>] l</w:t>
-      </w:r>
-      <w:proofErr w:type="gramStart"/>
-      <w:r>
-        <w:rPr>
-          <w:rFonts w:ascii="Preeti" w:hAnsi="Preeti"/>
-          <w:bCs/>
-          <w:sz w:val="36"/>
-          <w:szCs w:val="36"/>
-        </w:rPr>
-        <w:t>/;</w:t>
-      </w:r>
-      <w:proofErr w:type="spellStart"/>
-      <w:r>
-        <w:rPr>
-          <w:rFonts w:ascii="Preeti" w:hAnsi="Preeti"/>
-          <w:bCs/>
-          <w:sz w:val="36"/>
-          <w:szCs w:val="36"/>
-        </w:rPr>
-        <w:t>fpg</w:t>
-      </w:r>
-      <w:proofErr w:type="spellEnd"/>
-      <w:proofErr w:type="gramEnd"/>
-      <w:r>
-        <w:rPr>
-          <w:rFonts w:ascii="Preeti" w:hAnsi="Preeti"/>
-          <w:bCs/>
-          <w:sz w:val="36"/>
-          <w:szCs w:val="36"/>
-        </w:rPr>
-        <w:t xml:space="preserve">] </w:t>
+        <w:t xml:space="preserve"> /fVg'x'G5 . d a]</w:t>
+      </w:r>
+      <w:proofErr w:type="spellStart"/>
+      <w:r>
+        <w:rPr>
+          <w:rFonts w:ascii="Preeti" w:hAnsi="Preeti"/>
+          <w:bCs/>
+          <w:sz w:val="36"/>
+          <w:szCs w:val="36"/>
+        </w:rPr>
+        <w:t>n'sf</w:t>
+      </w:r>
+      <w:proofErr w:type="spellEnd"/>
+      <w:r>
+        <w:rPr>
+          <w:rFonts w:ascii="Preeti" w:hAnsi="Preeti"/>
+          <w:bCs/>
+          <w:sz w:val="36"/>
+          <w:szCs w:val="36"/>
+        </w:rPr>
+        <w:t xml:space="preserve"> l9nf] ;'T5' . d]/f] </w:t>
+      </w:r>
+      <w:proofErr w:type="spellStart"/>
+      <w:r>
+        <w:rPr>
+          <w:rFonts w:ascii="Preeti" w:hAnsi="Preeti"/>
+          <w:bCs/>
+          <w:sz w:val="36"/>
+          <w:szCs w:val="36"/>
+        </w:rPr>
+        <w:t>df</w:t>
+      </w:r>
+      <w:proofErr w:type="spellEnd"/>
+      <w:r>
+        <w:rPr>
+          <w:rFonts w:ascii="Preeti" w:hAnsi="Preeti"/>
+          <w:bCs/>
+          <w:sz w:val="36"/>
+          <w:szCs w:val="36"/>
+        </w:rPr>
+        <w:t>]</w:t>
+      </w:r>
+      <w:proofErr w:type="spellStart"/>
+      <w:r>
+        <w:rPr>
+          <w:rFonts w:ascii="Preeti" w:hAnsi="Preeti"/>
+          <w:bCs/>
+          <w:sz w:val="36"/>
+          <w:szCs w:val="36"/>
+        </w:rPr>
+        <w:t>afO</w:t>
+      </w:r>
+      <w:proofErr w:type="spellEnd"/>
+      <w:r>
+        <w:rPr>
+          <w:rFonts w:ascii="Preeti" w:hAnsi="Preeti"/>
+          <w:bCs/>
+          <w:sz w:val="36"/>
+          <w:szCs w:val="36"/>
+        </w:rPr>
+        <w:t>{n x]g]{ / l6=</w:t>
+      </w:r>
+      <w:proofErr w:type="spellStart"/>
+      <w:r>
+        <w:rPr>
+          <w:rFonts w:ascii="Preeti" w:hAnsi="Preeti"/>
+          <w:bCs/>
+          <w:sz w:val="36"/>
+          <w:szCs w:val="36"/>
+        </w:rPr>
+        <w:t>eL</w:t>
+      </w:r>
+      <w:proofErr w:type="spellEnd"/>
+      <w:r>
+        <w:rPr>
+          <w:rFonts w:ascii="Preeti" w:hAnsi="Preeti"/>
+          <w:bCs/>
+          <w:sz w:val="36"/>
+          <w:szCs w:val="36"/>
+        </w:rPr>
+        <w:t xml:space="preserve">= x]g]{ </w:t>
       </w:r>
       <w:proofErr w:type="spellStart"/>
       <w:r>
@@ -2252,353 +1963,7 @@
           <w:sz w:val="36"/>
           <w:szCs w:val="36"/>
         </w:rPr>
-        <w:t xml:space="preserve"> dg </w:t>
-      </w:r>
-      <w:proofErr w:type="gramStart"/>
-      <w:r>
-        <w:rPr>
-          <w:rFonts w:ascii="Preeti" w:hAnsi="Preeti"/>
-          <w:bCs/>
-          <w:sz w:val="36"/>
-          <w:szCs w:val="36"/>
-        </w:rPr>
-        <w:t>kb}{g .</w:t>
-      </w:r>
-      <w:proofErr w:type="gramEnd"/>
-      <w:r>
-        <w:rPr>
-          <w:rFonts w:ascii="Preeti" w:hAnsi="Preeti"/>
-          <w:bCs/>
-          <w:sz w:val="36"/>
-          <w:szCs w:val="36"/>
-        </w:rPr>
-        <w:t xml:space="preserve"> </w:t>
-      </w:r>
-      <w:proofErr w:type="spellStart"/>
-      <w:r>
-        <w:rPr>
-          <w:rFonts w:ascii="Preeti" w:hAnsi="Preeti"/>
-          <w:bCs/>
-          <w:sz w:val="36"/>
-          <w:szCs w:val="36"/>
-        </w:rPr>
-        <w:t>pxfF</w:t>
-      </w:r>
-      <w:proofErr w:type="spellEnd"/>
-      <w:r>
-        <w:rPr>
-          <w:rFonts w:ascii="Preeti" w:hAnsi="Preeti"/>
-          <w:bCs/>
-          <w:sz w:val="36"/>
-          <w:szCs w:val="36"/>
-        </w:rPr>
-        <w:t xml:space="preserve"> 3/sf] </w:t>
-      </w:r>
-      <w:proofErr w:type="gramStart"/>
-      <w:r>
-        <w:rPr>
-          <w:rFonts w:ascii="Preeti" w:hAnsi="Preeti"/>
-          <w:bCs/>
-          <w:sz w:val="36"/>
-          <w:szCs w:val="36"/>
-        </w:rPr>
-        <w:t>;/;</w:t>
-      </w:r>
-      <w:proofErr w:type="spellStart"/>
-      <w:r>
-        <w:rPr>
-          <w:rFonts w:ascii="Preeti" w:hAnsi="Preeti"/>
-          <w:bCs/>
-          <w:sz w:val="36"/>
-          <w:szCs w:val="36"/>
-        </w:rPr>
-        <w:t>kmfO</w:t>
-      </w:r>
-      <w:proofErr w:type="spellEnd"/>
-      <w:proofErr w:type="gramEnd"/>
-      <w:r>
-        <w:rPr>
-          <w:rFonts w:ascii="Preeti" w:hAnsi="Preeti"/>
-          <w:bCs/>
-          <w:sz w:val="36"/>
-          <w:szCs w:val="36"/>
-        </w:rPr>
-        <w:t>{</w:t>
-      </w:r>
-      <w:proofErr w:type="spellStart"/>
-      <w:proofErr w:type="gramStart"/>
-      <w:r>
-        <w:rPr>
-          <w:rFonts w:ascii="Preeti" w:hAnsi="Preeti"/>
-          <w:bCs/>
-          <w:sz w:val="36"/>
-          <w:szCs w:val="36"/>
-        </w:rPr>
-        <w:t>df</w:t>
-      </w:r>
-      <w:proofErr w:type="spellEnd"/>
-      <w:r>
-        <w:rPr>
-          <w:rFonts w:ascii="Preeti" w:hAnsi="Preeti"/>
-          <w:bCs/>
-          <w:sz w:val="36"/>
-          <w:szCs w:val="36"/>
-        </w:rPr>
-        <w:t xml:space="preserve"> ?</w:t>
-      </w:r>
-      <w:proofErr w:type="spellStart"/>
-      <w:r>
-        <w:rPr>
-          <w:rFonts w:ascii="Preeti" w:hAnsi="Preeti"/>
-          <w:bCs/>
-          <w:sz w:val="36"/>
-          <w:szCs w:val="36"/>
-        </w:rPr>
-        <w:t>l</w:t>
-      </w:r>
-      <w:r>
-        <w:rPr>
-          <w:rFonts w:ascii="Preeti" w:hAnsi="Preeti"/>
-          <w:bCs/>
-          <w:sz w:val="36"/>
-          <w:szCs w:val="36"/>
-        </w:rPr>
-        <w:t>r</w:t>
-      </w:r>
-      <w:proofErr w:type="spellEnd"/>
-      <w:proofErr w:type="gramEnd"/>
-      <w:r>
-        <w:rPr>
-          <w:rFonts w:ascii="Preeti" w:hAnsi="Preeti"/>
-          <w:bCs/>
-          <w:sz w:val="36"/>
-          <w:szCs w:val="36"/>
-        </w:rPr>
-        <w:t xml:space="preserve"> /fVg'x'G</w:t>
-      </w:r>
-      <w:proofErr w:type="gramStart"/>
-      <w:r>
-        <w:rPr>
-          <w:rFonts w:ascii="Preeti" w:hAnsi="Preeti"/>
-          <w:bCs/>
-          <w:sz w:val="36"/>
-          <w:szCs w:val="36"/>
-        </w:rPr>
-        <w:t>5 .</w:t>
-      </w:r>
-      <w:proofErr w:type="gramEnd"/>
-      <w:r>
-        <w:rPr>
-          <w:rFonts w:ascii="Preeti" w:hAnsi="Preeti"/>
-          <w:bCs/>
-          <w:sz w:val="36"/>
-          <w:szCs w:val="36"/>
-        </w:rPr>
-        <w:t xml:space="preserve"> d </w:t>
-      </w:r>
-      <w:proofErr w:type="gramStart"/>
-      <w:r>
-        <w:rPr>
-          <w:rFonts w:ascii="Preeti" w:hAnsi="Preeti"/>
-          <w:bCs/>
-          <w:sz w:val="36"/>
-          <w:szCs w:val="36"/>
-        </w:rPr>
-        <w:t>a]</w:t>
-      </w:r>
-      <w:proofErr w:type="spellStart"/>
-      <w:r>
-        <w:rPr>
-          <w:rFonts w:ascii="Preeti" w:hAnsi="Preeti"/>
-          <w:bCs/>
-          <w:sz w:val="36"/>
-          <w:szCs w:val="36"/>
-        </w:rPr>
-        <w:t>n'sf</w:t>
-      </w:r>
-      <w:proofErr w:type="spellEnd"/>
-      <w:proofErr w:type="gramEnd"/>
-      <w:r>
-        <w:rPr>
-          <w:rFonts w:ascii="Preeti" w:hAnsi="Preeti"/>
-          <w:bCs/>
-          <w:sz w:val="36"/>
-          <w:szCs w:val="36"/>
-        </w:rPr>
-        <w:t xml:space="preserve"> l9nf</w:t>
-      </w:r>
-      <w:proofErr w:type="gramStart"/>
-      <w:r>
-        <w:rPr>
-          <w:rFonts w:ascii="Preeti" w:hAnsi="Preeti"/>
-          <w:bCs/>
-          <w:sz w:val="36"/>
-          <w:szCs w:val="36"/>
-        </w:rPr>
-        <w:t>] ;</w:t>
-      </w:r>
-      <w:proofErr w:type="gramEnd"/>
-      <w:r>
-        <w:rPr>
-          <w:rFonts w:ascii="Preeti" w:hAnsi="Preeti"/>
-          <w:bCs/>
-          <w:sz w:val="36"/>
-          <w:szCs w:val="36"/>
-        </w:rPr>
-        <w:t>'T5</w:t>
-      </w:r>
-      <w:proofErr w:type="gramStart"/>
-      <w:r>
-        <w:rPr>
-          <w:rFonts w:ascii="Preeti" w:hAnsi="Preeti"/>
-          <w:bCs/>
-          <w:sz w:val="36"/>
-          <w:szCs w:val="36"/>
-        </w:rPr>
-        <w:t>' .</w:t>
-      </w:r>
-      <w:proofErr w:type="gramEnd"/>
-      <w:r>
-        <w:rPr>
-          <w:rFonts w:ascii="Preeti" w:hAnsi="Preeti"/>
-          <w:bCs/>
-          <w:sz w:val="36"/>
-          <w:szCs w:val="36"/>
-        </w:rPr>
-        <w:t xml:space="preserve"> d]/f] </w:t>
-      </w:r>
-      <w:proofErr w:type="spellStart"/>
-      <w:proofErr w:type="gramStart"/>
-      <w:r>
-        <w:rPr>
-          <w:rFonts w:ascii="Preeti" w:hAnsi="Preeti"/>
-          <w:bCs/>
-          <w:sz w:val="36"/>
-          <w:szCs w:val="36"/>
-        </w:rPr>
-        <w:t>df</w:t>
-      </w:r>
-      <w:proofErr w:type="spellEnd"/>
-      <w:r>
-        <w:rPr>
-          <w:rFonts w:ascii="Preeti" w:hAnsi="Preeti"/>
-          <w:bCs/>
-          <w:sz w:val="36"/>
-          <w:szCs w:val="36"/>
-        </w:rPr>
-        <w:t>]</w:t>
-      </w:r>
-      <w:proofErr w:type="spellStart"/>
-      <w:r>
-        <w:rPr>
-          <w:rFonts w:ascii="Preeti" w:hAnsi="Preeti"/>
-          <w:bCs/>
-          <w:sz w:val="36"/>
-          <w:szCs w:val="36"/>
-        </w:rPr>
-        <w:t>afO</w:t>
-      </w:r>
-      <w:proofErr w:type="spellEnd"/>
-      <w:proofErr w:type="gramEnd"/>
-      <w:r>
-        <w:rPr>
-          <w:rFonts w:ascii="Preeti" w:hAnsi="Preeti"/>
-          <w:bCs/>
-          <w:sz w:val="36"/>
-          <w:szCs w:val="36"/>
-        </w:rPr>
-        <w:t xml:space="preserve">{n </w:t>
-      </w:r>
-      <w:proofErr w:type="gramStart"/>
-      <w:r>
-        <w:rPr>
-          <w:rFonts w:ascii="Preeti" w:hAnsi="Preeti"/>
-          <w:bCs/>
-          <w:sz w:val="36"/>
-          <w:szCs w:val="36"/>
-        </w:rPr>
-        <w:t>x]g]{ /</w:t>
-      </w:r>
-      <w:proofErr w:type="gramEnd"/>
-      <w:r>
-        <w:rPr>
-          <w:rFonts w:ascii="Preeti" w:hAnsi="Preeti"/>
-          <w:bCs/>
-          <w:sz w:val="36"/>
-          <w:szCs w:val="36"/>
-        </w:rPr>
-        <w:t xml:space="preserve"> l6=</w:t>
-      </w:r>
-      <w:proofErr w:type="spellStart"/>
-      <w:r>
-        <w:rPr>
-          <w:rFonts w:ascii="Preeti" w:hAnsi="Preeti"/>
-          <w:bCs/>
-          <w:sz w:val="36"/>
-          <w:szCs w:val="36"/>
-        </w:rPr>
-        <w:t>eL</w:t>
-      </w:r>
-      <w:proofErr w:type="spellEnd"/>
-      <w:r>
-        <w:rPr>
-          <w:rFonts w:ascii="Preeti" w:hAnsi="Preeti"/>
-          <w:bCs/>
-          <w:sz w:val="36"/>
-          <w:szCs w:val="36"/>
-        </w:rPr>
-        <w:t xml:space="preserve">= </w:t>
-      </w:r>
-      <w:proofErr w:type="gramStart"/>
-      <w:r>
-        <w:rPr>
-          <w:rFonts w:ascii="Preeti" w:hAnsi="Preeti"/>
-          <w:bCs/>
-          <w:sz w:val="36"/>
-          <w:szCs w:val="36"/>
-        </w:rPr>
-        <w:t xml:space="preserve">x]g]{ </w:t>
-      </w:r>
-      <w:proofErr w:type="spellStart"/>
-      <w:r>
-        <w:rPr>
-          <w:rFonts w:ascii="Preeti" w:hAnsi="Preeti"/>
-          <w:bCs/>
-          <w:sz w:val="36"/>
-          <w:szCs w:val="36"/>
-        </w:rPr>
-        <w:t>afgL</w:t>
-      </w:r>
-      <w:proofErr w:type="spellEnd"/>
-      <w:proofErr w:type="gramEnd"/>
-      <w:r>
-        <w:rPr>
-          <w:rFonts w:ascii="Preeti" w:hAnsi="Preeti"/>
-          <w:bCs/>
-          <w:sz w:val="36"/>
-          <w:szCs w:val="36"/>
-        </w:rPr>
-        <w:t xml:space="preserve"> </w:t>
-      </w:r>
-      <w:proofErr w:type="gramStart"/>
-      <w:r>
-        <w:rPr>
-          <w:rFonts w:ascii="Preeti" w:hAnsi="Preeti"/>
-          <w:bCs/>
-          <w:sz w:val="36"/>
-          <w:szCs w:val="36"/>
-        </w:rPr>
-        <w:t>5 .</w:t>
-      </w:r>
-      <w:proofErr w:type="gramEnd"/>
-      <w:r>
-        <w:rPr>
-          <w:rFonts w:ascii="Preeti" w:hAnsi="Preeti"/>
-          <w:bCs/>
-          <w:sz w:val="36"/>
-          <w:szCs w:val="36"/>
-        </w:rPr>
-        <w:t xml:space="preserve"> </w:t>
+        <w:t xml:space="preserve"> 5 . </w:t>
       </w:r>
     </w:p>
     <w:p>
@@ -2620,17 +1985,7 @@
           <w:sz w:val="36"/>
           <w:szCs w:val="36"/>
         </w:rPr>
-        <w:t>s</w:t>
-      </w:r>
-      <w:proofErr w:type="gramStart"/>
-      <w:r>
-        <w:rPr>
-          <w:rFonts w:ascii="Preeti" w:hAnsi="Preeti"/>
-          <w:bCs/>
-          <w:sz w:val="36"/>
-          <w:szCs w:val="36"/>
-        </w:rPr>
-        <w:t>_ ?</w:t>
+        <w:t>s_ ?</w:t>
       </w:r>
       <w:proofErr w:type="spellStart"/>
       <w:r>
@@ -2643,7 +1998,6 @@
         <w:t>lrtsf</w:t>
       </w:r>
       <w:proofErr w:type="spellEnd"/>
-      <w:proofErr w:type="gramEnd"/>
       <w:r>
         <w:rPr>
           <w:rFonts w:ascii="Preeti" w:hAnsi="Preeti"/>
@@ -2762,17 +2116,7 @@
           <w:sz w:val="36"/>
           <w:szCs w:val="36"/>
         </w:rPr>
-        <w:t>v</w:t>
-      </w:r>
-      <w:proofErr w:type="gramStart"/>
-      <w:r>
-        <w:rPr>
-          <w:rFonts w:ascii="Preeti" w:hAnsi="Preeti"/>
-          <w:bCs/>
-          <w:sz w:val="36"/>
-          <w:szCs w:val="36"/>
-        </w:rPr>
-        <w:t>_ ?</w:t>
+        <w:t>v_ ?</w:t>
       </w:r>
       <w:proofErr w:type="spellStart"/>
       <w:r>
@@ -2785,7 +2129,6 @@
         <w:t>lrtsf</w:t>
       </w:r>
       <w:proofErr w:type="spellEnd"/>
-      <w:proofErr w:type="gramEnd"/>
       <w:r>
         <w:rPr>
           <w:rFonts w:ascii="Preeti" w:hAnsi="Preeti"/>
@@ -2816,7 +2159,6 @@
         <w:t>] s]</w:t>
       </w:r>
       <w:proofErr w:type="spellStart"/>
-      <w:proofErr w:type="gramStart"/>
       <w:r>
         <w:rPr>
           <w:rFonts w:ascii="Preeti" w:hAnsi="Preeti"/>
@@ -2856,7 +2198,6 @@
         <w:t>r</w:t>
       </w:r>
       <w:proofErr w:type="spellEnd"/>
-      <w:proofErr w:type="gramEnd"/>
       <w:r>
         <w:rPr>
           <w:rFonts w:ascii="Preeti" w:hAnsi="Preeti"/>
@@ -2917,17 +2258,7 @@
           <w:sz w:val="36"/>
           <w:szCs w:val="36"/>
         </w:rPr>
-        <w:t>u</w:t>
-      </w:r>
-      <w:proofErr w:type="gramStart"/>
-      <w:r>
-        <w:rPr>
-          <w:rFonts w:ascii="Preeti" w:hAnsi="Preeti"/>
-          <w:bCs/>
-          <w:sz w:val="36"/>
-          <w:szCs w:val="36"/>
-        </w:rPr>
-        <w:t>_ ?</w:t>
+        <w:t>u_ ?</w:t>
       </w:r>
       <w:proofErr w:type="spellStart"/>
       <w:r>
@@ -2960,7 +2291,6 @@
         <w:t>cfkm</w:t>
       </w:r>
       <w:proofErr w:type="spellEnd"/>
-      <w:proofErr w:type="gramEnd"/>
       <w:r>
         <w:rPr>
           <w:rFonts w:ascii="Preeti" w:hAnsi="Preeti"/>
@@ -3028,27 +2358,7 @@
           <w:sz w:val="36"/>
           <w:szCs w:val="36"/>
         </w:rPr>
-        <w:t xml:space="preserve"> dg </w:t>
-      </w:r>
-      <w:proofErr w:type="gramStart"/>
-      <w:r>
-        <w:rPr>
-          <w:rFonts w:ascii="Preeti" w:hAnsi="Preeti"/>
-          <w:bCs/>
-          <w:sz w:val="36"/>
-          <w:szCs w:val="36"/>
-        </w:rPr>
-        <w:t>kb}{</w:t>
-      </w:r>
-      <w:proofErr w:type="gramEnd"/>
-      <w:r>
-        <w:rPr>
-          <w:rFonts w:ascii="Preeti" w:hAnsi="Preeti"/>
-          <w:bCs/>
-          <w:sz w:val="36"/>
-          <w:szCs w:val="36"/>
-        </w:rPr>
-        <w:t xml:space="preserve">g &lt; </w:t>
+        <w:t xml:space="preserve"> dg kb}{g &lt; </w:t>
       </w:r>
     </w:p>
     <w:p>
@@ -3101,17 +2411,7 @@
           <w:sz w:val="36"/>
           <w:szCs w:val="36"/>
         </w:rPr>
-        <w:t>3</w:t>
-      </w:r>
-      <w:proofErr w:type="gramStart"/>
-      <w:r>
-        <w:rPr>
-          <w:rFonts w:ascii="Preeti" w:hAnsi="Preeti"/>
-          <w:bCs/>
-          <w:sz w:val="36"/>
-          <w:szCs w:val="36"/>
-        </w:rPr>
-        <w:t>_ ?</w:t>
+        <w:t>3_ ?</w:t>
       </w:r>
       <w:proofErr w:type="spellStart"/>
       <w:r>
@@ -3124,35 +2424,14 @@
         <w:t>lrtsf</w:t>
       </w:r>
       <w:proofErr w:type="spellEnd"/>
-      <w:proofErr w:type="gramEnd"/>
-      <w:r>
-        <w:rPr>
-          <w:rFonts w:ascii="Preeti" w:hAnsi="Preeti"/>
-          <w:bCs/>
-          <w:sz w:val="36"/>
-          <w:szCs w:val="36"/>
-        </w:rPr>
-        <w:t xml:space="preserve">] s] </w:t>
-      </w:r>
-      <w:proofErr w:type="gramStart"/>
-      <w:r>
-        <w:rPr>
-          <w:rFonts w:ascii="Preeti" w:hAnsi="Preeti"/>
-          <w:bCs/>
-          <w:sz w:val="36"/>
-          <w:szCs w:val="36"/>
-        </w:rPr>
-        <w:t>ug]{</w:t>
-      </w:r>
-      <w:proofErr w:type="gramEnd"/>
-      <w:r>
-        <w:rPr>
-          <w:rFonts w:ascii="Preeti" w:hAnsi="Preeti"/>
-          <w:bCs/>
-          <w:sz w:val="36"/>
-          <w:szCs w:val="36"/>
-        </w:rPr>
-        <w:t xml:space="preserve"> </w:t>
+      <w:r>
+        <w:rPr>
+          <w:rFonts w:ascii="Preeti" w:hAnsi="Preeti"/>
+          <w:bCs/>
+          <w:sz w:val="36"/>
+          <w:szCs w:val="36"/>
+        </w:rPr>
+        <w:t xml:space="preserve">] s] ug]{ </w:t>
       </w:r>
       <w:proofErr w:type="spellStart"/>
       <w:r>
@@ -3238,25 +2517,14 @@
         <w:t>ldnfpg'xf</w:t>
       </w:r>
       <w:proofErr w:type="spellEnd"/>
-      <w:proofErr w:type="gramStart"/>
-      <w:r>
-        <w:rPr>
-          <w:rFonts w:ascii="Preeti" w:hAnsi="Preeti"/>
-          <w:b/>
-          <w:sz w:val="36"/>
-          <w:szCs w:val="36"/>
-        </w:rPr>
-        <w:t>];\</w:t>
-      </w:r>
-      <w:proofErr w:type="gramEnd"/>
-      <w:r>
-        <w:rPr>
-          <w:rFonts w:ascii="Preeti" w:hAnsi="Preeti"/>
-          <w:b/>
-          <w:sz w:val="36"/>
-          <w:szCs w:val="36"/>
-        </w:rPr>
-        <w:t xml:space="preserve"> .</w:t>
+      <w:r>
+        <w:rPr>
+          <w:rFonts w:ascii="Preeti" w:hAnsi="Preeti"/>
+          <w:b/>
+          <w:sz w:val="36"/>
+          <w:szCs w:val="36"/>
+        </w:rPr>
+        <w:t>];\ .</w:t>
       </w:r>
       <w:r>
         <w:rPr>
@@ -3380,7 +2648,6 @@
         </w:rPr>
       </w:pPr>
       <w:proofErr w:type="spellStart"/>
-      <w:proofErr w:type="gramStart"/>
       <w:r>
         <w:rPr>
           <w:rFonts w:ascii="Preeti" w:hAnsi="Preeti"/>
@@ -3398,17 +2665,7 @@
           <w:sz w:val="36"/>
           <w:szCs w:val="36"/>
         </w:rPr>
-        <w:t>]Ko</w:t>
-      </w:r>
-      <w:proofErr w:type="gramEnd"/>
-      <w:r>
-        <w:rPr>
-          <w:rFonts w:ascii="Preeti" w:hAnsi="Preeti"/>
-          <w:bCs/>
-          <w:sz w:val="36"/>
-          <w:szCs w:val="36"/>
-        </w:rPr>
-        <w:t xml:space="preserve"> </w:t>
+        <w:t xml:space="preserve">]Ko </w:t>
       </w:r>
       <w:r>
         <w:rPr>
@@ -3756,7 +3013,6 @@
         </w:rPr>
       </w:pPr>
       <w:proofErr w:type="spellStart"/>
-      <w:proofErr w:type="gramStart"/>
       <w:r>
         <w:rPr>
           <w:rFonts w:ascii="Preeti" w:hAnsi="Preeti"/>
@@ -3785,63 +3041,42 @@
         </w:rPr>
         <w:tab/>
       </w:r>
-      <w:proofErr w:type="gramEnd"/>
-      <w:r>
-        <w:rPr>
-          <w:rFonts w:ascii="Preeti" w:hAnsi="Preeti"/>
-          <w:bCs/>
-          <w:sz w:val="36"/>
-          <w:szCs w:val="36"/>
-        </w:rPr>
-        <w:tab/>
-      </w:r>
-      <w:r>
-        <w:rPr>
-          <w:rFonts w:ascii="Preeti" w:hAnsi="Preeti"/>
-          <w:bCs/>
-          <w:sz w:val="36"/>
-          <w:szCs w:val="36"/>
-        </w:rPr>
-        <w:tab/>
-      </w:r>
-      <w:r>
-        <w:rPr>
-          <w:rFonts w:ascii="Preeti" w:hAnsi="Preeti"/>
-          <w:bCs/>
-          <w:sz w:val="36"/>
-          <w:szCs w:val="36"/>
-        </w:rPr>
-        <w:tab/>
-      </w:r>
-      <w:r>
-        <w:rPr>
-          <w:rFonts w:ascii="Preeti" w:hAnsi="Preeti"/>
-          <w:bCs/>
-          <w:sz w:val="36"/>
-          <w:szCs w:val="36"/>
-        </w:rPr>
-        <w:tab/>
-        <w:t>sf</w:t>
-      </w:r>
-      <w:proofErr w:type="gramStart"/>
-      <w:r>
-        <w:rPr>
-          <w:rFonts w:ascii="Preeti" w:hAnsi="Preeti"/>
-          <w:bCs/>
-          <w:sz w:val="36"/>
-          <w:szCs w:val="36"/>
-        </w:rPr>
-        <w:t>];f</w:t>
-      </w:r>
-      <w:proofErr w:type="gramEnd"/>
-      <w:r>
-        <w:rPr>
-          <w:rFonts w:ascii="Preeti" w:hAnsi="Preeti"/>
-          <w:bCs/>
-          <w:sz w:val="36"/>
-          <w:szCs w:val="36"/>
-        </w:rPr>
-        <w:t xml:space="preserve">] </w:t>
+      <w:r>
+        <w:rPr>
+          <w:rFonts w:ascii="Preeti" w:hAnsi="Preeti"/>
+          <w:bCs/>
+          <w:sz w:val="36"/>
+          <w:szCs w:val="36"/>
+        </w:rPr>
+        <w:tab/>
+      </w:r>
+      <w:r>
+        <w:rPr>
+          <w:rFonts w:ascii="Preeti" w:hAnsi="Preeti"/>
+          <w:bCs/>
+          <w:sz w:val="36"/>
+          <w:szCs w:val="36"/>
+        </w:rPr>
+        <w:tab/>
+      </w:r>
+      <w:r>
+        <w:rPr>
+          <w:rFonts w:ascii="Preeti" w:hAnsi="Preeti"/>
+          <w:bCs/>
+          <w:sz w:val="36"/>
+          <w:szCs w:val="36"/>
+        </w:rPr>
+        <w:tab/>
+      </w:r>
+      <w:r>
+        <w:rPr>
+          <w:rFonts w:ascii="Preeti" w:hAnsi="Preeti"/>
+          <w:bCs/>
+          <w:sz w:val="36"/>
+          <w:szCs w:val="36"/>
+        </w:rPr>
+        <w:tab/>
+        <w:t xml:space="preserve">sf];f] </w:t>
       </w:r>
     </w:p>
     <w:p>
@@ -3976,17 +3211,7 @@
           <w:sz w:val="36"/>
           <w:szCs w:val="36"/>
         </w:rPr>
-        <w:t xml:space="preserve">_ / </w:t>
-      </w:r>
-      <w:proofErr w:type="gramStart"/>
-      <w:r>
-        <w:rPr>
-          <w:rFonts w:ascii="Preeti" w:hAnsi="Preeti"/>
-          <w:b/>
-          <w:sz w:val="36"/>
-          <w:szCs w:val="36"/>
-        </w:rPr>
-        <w:t>a]</w:t>
+        <w:t>_ / a]</w:t>
       </w:r>
       <w:r>
         <w:rPr>
@@ -3997,7 +3222,6 @@
         </w:rPr>
         <w:t>l</w:t>
       </w:r>
-      <w:proofErr w:type="gramEnd"/>
       <w:r>
         <w:rPr>
           <w:rFonts w:ascii="Preeti" w:hAnsi="Preeti"/>
@@ -4043,47 +3267,56 @@
           <w:sz w:val="36"/>
           <w:szCs w:val="36"/>
         </w:rPr>
-        <w:t xml:space="preserve">_ </w:t>
-      </w:r>
-      <w:proofErr w:type="spellStart"/>
-      <w:r>
-        <w:rPr>
-          <w:rFonts w:ascii="Preeti" w:hAnsi="Preeti"/>
-          <w:b/>
-          <w:sz w:val="36"/>
-          <w:szCs w:val="36"/>
-        </w:rPr>
-        <w:t>nufpg'xf</w:t>
-      </w:r>
-      <w:proofErr w:type="spellEnd"/>
-      <w:proofErr w:type="gramStart"/>
-      <w:r>
-        <w:rPr>
-          <w:rFonts w:ascii="Preeti" w:hAnsi="Preeti"/>
-          <w:b/>
-          <w:sz w:val="36"/>
-          <w:szCs w:val="36"/>
-        </w:rPr>
-        <w:t>];\</w:t>
-      </w:r>
-      <w:proofErr w:type="gramEnd"/>
-      <w:r>
-        <w:rPr>
-          <w:rFonts w:ascii="Preeti" w:hAnsi="Preeti"/>
-          <w:b/>
-          <w:sz w:val="36"/>
-          <w:szCs w:val="36"/>
-        </w:rPr>
-        <w:t xml:space="preserve"> .</w:t>
-      </w:r>
-      <w:r>
-        <w:rPr>
-          <w:rFonts w:ascii="Preeti" w:hAnsi="Preeti"/>
-          <w:b/>
-          <w:sz w:val="36"/>
-          <w:szCs w:val="36"/>
-        </w:rPr>
-        <w:tab/>
+        <w:t>_</w:t>
+      </w:r>
+      <w:r>
+        <w:rPr>
+          <w:rFonts w:ascii="Preeti" w:hAnsi="Preeti"/>
+          <w:b/>
+          <w:sz w:val="36"/>
+          <w:szCs w:val="36"/>
+        </w:rPr>
+        <w:t xml:space="preserve"> </w:t>
+      </w:r>
+      <w:proofErr w:type="spellStart"/>
+      <w:r>
+        <w:rPr>
+          <w:rFonts w:ascii="Preeti" w:hAnsi="Preeti"/>
+          <w:b/>
+          <w:sz w:val="36"/>
+          <w:szCs w:val="36"/>
+        </w:rPr>
+        <w:t>lrGx</w:t>
+      </w:r>
+      <w:proofErr w:type="spellEnd"/>
+      <w:r>
+        <w:rPr>
+          <w:rFonts w:ascii="Preeti" w:hAnsi="Preeti"/>
+          <w:b/>
+          <w:sz w:val="36"/>
+          <w:szCs w:val="36"/>
+        </w:rPr>
+        <w:t xml:space="preserve"> nufpg'</w:t>
+      </w:r>
+      <w:proofErr w:type="spellStart"/>
+      <w:r>
+        <w:rPr>
+          <w:rFonts w:ascii="Preeti" w:hAnsi="Preeti"/>
+          <w:b/>
+          <w:sz w:val="36"/>
+          <w:szCs w:val="36"/>
+        </w:rPr>
+        <w:t>xf</w:t>
+      </w:r>
+      <w:proofErr w:type="spellEnd"/>
+      <w:r>
+        <w:rPr>
+          <w:rFonts w:ascii="Preeti" w:hAnsi="Preeti"/>
+          <w:b/>
+          <w:sz w:val="36"/>
+          <w:szCs w:val="36"/>
+        </w:rPr>
+        <w:t>];\ .</w:t>
       </w:r>
       <w:r>
         <w:rPr>
@@ -4168,27 +3401,7 @@
           <w:sz w:val="36"/>
           <w:szCs w:val="36"/>
         </w:rPr>
-        <w:t>s</w:t>
-      </w:r>
-      <w:proofErr w:type="gramStart"/>
-      <w:r>
-        <w:rPr>
-          <w:rFonts w:ascii="Preeti" w:hAnsi="Preeti"/>
-          <w:bCs/>
-          <w:sz w:val="36"/>
-          <w:szCs w:val="36"/>
-        </w:rPr>
-        <w:t>_ ;</w:t>
-      </w:r>
-      <w:proofErr w:type="gramEnd"/>
-      <w:r>
-        <w:rPr>
-          <w:rFonts w:ascii="Preeti" w:hAnsi="Preeti"/>
-          <w:bCs/>
-          <w:sz w:val="36"/>
-          <w:szCs w:val="36"/>
-        </w:rPr>
-        <w:t>+</w:t>
+        <w:t>s_ ;+</w:t>
       </w:r>
       <w:proofErr w:type="spellStart"/>
       <w:r>
@@ -4211,7 +3424,6 @@
         <w:t xml:space="preserve"> </w:t>
       </w:r>
       <w:proofErr w:type="spellStart"/>
-      <w:proofErr w:type="gramStart"/>
       <w:r>
         <w:rPr>
           <w:rFonts w:ascii="Preeti" w:hAnsi="Preeti"/>
@@ -4229,17 +3441,7 @@
           <w:sz w:val="36"/>
           <w:szCs w:val="36"/>
         </w:rPr>
-        <w:t>]sf</w:t>
-      </w:r>
-      <w:proofErr w:type="gramEnd"/>
-      <w:r>
-        <w:rPr>
-          <w:rFonts w:ascii="Preeti" w:hAnsi="Preeti"/>
-          <w:bCs/>
-          <w:sz w:val="36"/>
-          <w:szCs w:val="36"/>
-        </w:rPr>
-        <w:t xml:space="preserve">] </w:t>
+        <w:t xml:space="preserve">]sf] </w:t>
       </w:r>
       <w:proofErr w:type="spellStart"/>
       <w:r>
@@ -4272,25 +3474,14 @@
         <w:t>xf</w:t>
       </w:r>
       <w:proofErr w:type="spellEnd"/>
-      <w:proofErr w:type="gramStart"/>
-      <w:r>
-        <w:rPr>
-          <w:rFonts w:ascii="Preeti" w:hAnsi="Preeti"/>
-          <w:bCs/>
-          <w:sz w:val="36"/>
-          <w:szCs w:val="36"/>
-        </w:rPr>
-        <w:t>] .</w:t>
-      </w:r>
-      <w:proofErr w:type="gramEnd"/>
-      <w:r>
-        <w:rPr>
-          <w:rFonts w:ascii="Preeti" w:hAnsi="Preeti"/>
-          <w:bCs/>
-          <w:sz w:val="36"/>
-          <w:szCs w:val="36"/>
-        </w:rPr>
-        <w:t xml:space="preserve"> =========================</w:t>
+      <w:r>
+        <w:rPr>
+          <w:rFonts w:ascii="Preeti" w:hAnsi="Preeti"/>
+          <w:bCs/>
+          <w:sz w:val="36"/>
+          <w:szCs w:val="36"/>
+        </w:rPr>
+        <w:t>] . =========================</w:t>
       </w:r>
     </w:p>
     <w:p>
@@ -4325,7 +3516,6 @@
         <w:t>OGb</w:t>
       </w:r>
       <w:proofErr w:type="spellEnd"/>
-      <w:proofErr w:type="gramStart"/>
       <w:r>
         <w:rPr>
           <w:rFonts w:ascii="Preeti" w:hAnsi="Preeti"/>
@@ -4353,37 +3543,7 @@
           <w:sz w:val="36"/>
           <w:szCs w:val="36"/>
         </w:rPr>
-        <w:t>] ;ft</w:t>
-      </w:r>
-      <w:proofErr w:type="gramEnd"/>
-      <w:r>
-        <w:rPr>
-          <w:rFonts w:ascii="Preeti" w:hAnsi="Preeti"/>
-          <w:bCs/>
-          <w:sz w:val="36"/>
-          <w:szCs w:val="36"/>
-        </w:rPr>
-        <w:t xml:space="preserve"> j6f /ª x'G</w:t>
-      </w:r>
-      <w:proofErr w:type="gramStart"/>
-      <w:r>
-        <w:rPr>
-          <w:rFonts w:ascii="Preeti" w:hAnsi="Preeti"/>
-          <w:bCs/>
-          <w:sz w:val="36"/>
-          <w:szCs w:val="36"/>
-        </w:rPr>
-        <w:t>5 .</w:t>
-      </w:r>
-      <w:proofErr w:type="gramEnd"/>
-      <w:r>
-        <w:rPr>
-          <w:rFonts w:ascii="Preeti" w:hAnsi="Preeti"/>
-          <w:bCs/>
-          <w:sz w:val="36"/>
-          <w:szCs w:val="36"/>
-        </w:rPr>
-        <w:t xml:space="preserve"> ======================</w:t>
+        <w:t>] ;ft j6f /ª x'G5 . ======================</w:t>
       </w:r>
     </w:p>
     <w:p>
@@ -4428,7 +3588,6 @@
         <w:t xml:space="preserve"> 5ftfaf6 n8]/ </w:t>
       </w:r>
       <w:proofErr w:type="spellStart"/>
-      <w:proofErr w:type="gramStart"/>
       <w:r>
         <w:rPr>
           <w:rFonts w:ascii="Preeti" w:hAnsi="Preeti"/>
@@ -4459,7 +3618,6 @@
         <w:t>nfdf</w:t>
       </w:r>
       <w:proofErr w:type="spellEnd"/>
-      <w:proofErr w:type="gramEnd"/>
       <w:r>
         <w:rPr>
           <w:rFonts w:ascii="Preeti" w:hAnsi="Preeti"/>
@@ -4470,7 +3628,6 @@
         <w:t xml:space="preserve"> </w:t>
       </w:r>
       <w:proofErr w:type="spellStart"/>
-      <w:proofErr w:type="gramStart"/>
       <w:r>
         <w:rPr>
           <w:rFonts w:ascii="Preeti" w:hAnsi="Preeti"/>
@@ -4488,17 +3645,7 @@
           <w:sz w:val="36"/>
           <w:szCs w:val="36"/>
         </w:rPr>
-        <w:t xml:space="preserve"> .</w:t>
-      </w:r>
-      <w:proofErr w:type="gramEnd"/>
-      <w:r>
-        <w:rPr>
-          <w:rFonts w:ascii="Preeti" w:hAnsi="Preeti"/>
-          <w:bCs/>
-          <w:sz w:val="36"/>
-          <w:szCs w:val="36"/>
-        </w:rPr>
-        <w:t xml:space="preserve"> =================</w:t>
+        <w:t xml:space="preserve"> . =================</w:t>
       </w:r>
     </w:p>
     <w:p>
@@ -4563,7 +3710,6 @@
         <w:t xml:space="preserve"> </w:t>
       </w:r>
       <w:proofErr w:type="spellStart"/>
-      <w:proofErr w:type="gramStart"/>
       <w:r>
         <w:rPr>
           <w:rFonts w:ascii="Preeti" w:hAnsi="Preeti"/>
@@ -4581,37 +3727,7 @@
           <w:sz w:val="36"/>
           <w:szCs w:val="36"/>
         </w:rPr>
-        <w:t>]Vg</w:t>
-      </w:r>
-      <w:proofErr w:type="gramEnd"/>
-      <w:r>
-        <w:rPr>
-          <w:rFonts w:ascii="Preeti" w:hAnsi="Preeti"/>
-          <w:bCs/>
-          <w:sz w:val="36"/>
-          <w:szCs w:val="36"/>
-        </w:rPr>
-        <w:t>] r/f] nf6</w:t>
-      </w:r>
-      <w:proofErr w:type="gramStart"/>
-      <w:r>
-        <w:rPr>
-          <w:rFonts w:ascii="Preeti" w:hAnsi="Preeti"/>
-          <w:bCs/>
-          <w:sz w:val="36"/>
-          <w:szCs w:val="36"/>
-        </w:rPr>
-        <w:t>f]sf</w:t>
-      </w:r>
-      <w:proofErr w:type="gramEnd"/>
-      <w:r>
-        <w:rPr>
-          <w:rFonts w:ascii="Preeti" w:hAnsi="Preeti"/>
-          <w:bCs/>
-          <w:sz w:val="36"/>
-          <w:szCs w:val="36"/>
-        </w:rPr>
-        <w:t xml:space="preserve">];]/f] </w:t>
+        <w:t xml:space="preserve">]Vg] r/f] nf6f]sf];]/f] </w:t>
       </w:r>
       <w:proofErr w:type="spellStart"/>
       <w:r>
@@ -4624,25 +3740,14 @@
         <w:t>xf</w:t>
       </w:r>
       <w:proofErr w:type="spellEnd"/>
-      <w:proofErr w:type="gramStart"/>
-      <w:r>
-        <w:rPr>
-          <w:rFonts w:ascii="Preeti" w:hAnsi="Preeti"/>
-          <w:bCs/>
-          <w:sz w:val="36"/>
-          <w:szCs w:val="36"/>
-        </w:rPr>
-        <w:t>] .</w:t>
-      </w:r>
-      <w:proofErr w:type="gramEnd"/>
-      <w:r>
-        <w:rPr>
-          <w:rFonts w:ascii="Preeti" w:hAnsi="Preeti"/>
-          <w:bCs/>
-          <w:sz w:val="36"/>
-          <w:szCs w:val="36"/>
-        </w:rPr>
-        <w:t xml:space="preserve"> ===============</w:t>
+      <w:r>
+        <w:rPr>
+          <w:rFonts w:ascii="Preeti" w:hAnsi="Preeti"/>
+          <w:bCs/>
+          <w:sz w:val="36"/>
+          <w:szCs w:val="36"/>
+        </w:rPr>
+        <w:t>] . ===============</w:t>
       </w:r>
     </w:p>
     <w:p>
@@ -4665,27 +3770,7 @@
           <w:szCs w:val="36"/>
         </w:rPr>
         <w:lastRenderedPageBreak/>
-        <w:t>$_ j0</w:t>
-      </w:r>
-      <w:proofErr w:type="gramStart"/>
-      <w:r>
-        <w:rPr>
-          <w:rFonts w:ascii="Preeti" w:hAnsi="Preeti"/>
-          <w:b/>
-          <w:sz w:val="36"/>
-          <w:szCs w:val="36"/>
-        </w:rPr>
-        <w:t>f{ 5</w:t>
-      </w:r>
-      <w:proofErr w:type="gramEnd"/>
-      <w:r>
-        <w:rPr>
-          <w:rFonts w:ascii="Preeti" w:hAnsi="Preeti"/>
-          <w:b/>
-          <w:sz w:val="36"/>
-          <w:szCs w:val="36"/>
-        </w:rPr>
-        <w:t>'6\</w:t>
+        <w:t>$_ j0f{ 5'6\</w:t>
       </w:r>
       <w:proofErr w:type="spellStart"/>
       <w:r>
@@ -4705,17 +3790,7 @@
           <w:sz w:val="36"/>
           <w:szCs w:val="36"/>
         </w:rPr>
-        <w:t xml:space="preserve">/ </w:t>
-      </w:r>
-      <w:proofErr w:type="gramStart"/>
-      <w:r>
-        <w:rPr>
-          <w:rFonts w:ascii="Preeti" w:hAnsi="Preeti"/>
-          <w:b/>
-          <w:sz w:val="36"/>
-          <w:szCs w:val="36"/>
-        </w:rPr>
-        <w:t>n]</w:t>
+        <w:t>/ n]</w:t>
       </w:r>
       <w:proofErr w:type="spellStart"/>
       <w:r>
@@ -4735,17 +3810,7 @@
           <w:sz w:val="36"/>
           <w:szCs w:val="36"/>
         </w:rPr>
-        <w:t>];\</w:t>
-      </w:r>
-      <w:proofErr w:type="gramEnd"/>
-      <w:r>
-        <w:rPr>
-          <w:rFonts w:ascii="Preeti" w:hAnsi="Preeti"/>
-          <w:b/>
-          <w:sz w:val="36"/>
-          <w:szCs w:val="36"/>
-        </w:rPr>
-        <w:t xml:space="preserve"> .</w:t>
+        <w:t>];\ .</w:t>
       </w:r>
       <w:r>
         <w:rPr>
@@ -6042,17 +5107,7 @@
           <w:sz w:val="36"/>
           <w:szCs w:val="36"/>
         </w:rPr>
-        <w:t xml:space="preserve"> </w:t>
-      </w:r>
-      <w:proofErr w:type="gramStart"/>
-      <w:r>
-        <w:rPr>
-          <w:rFonts w:ascii="Preeti" w:hAnsi="Preeti"/>
-          <w:b/>
-          <w:sz w:val="36"/>
-          <w:szCs w:val="36"/>
-        </w:rPr>
-        <w:t>n]</w:t>
+        <w:t xml:space="preserve"> n]</w:t>
       </w:r>
       <w:proofErr w:type="spellStart"/>
       <w:r>
@@ -6072,17 +5127,7 @@
           <w:sz w:val="36"/>
           <w:szCs w:val="36"/>
         </w:rPr>
-        <w:t>];\</w:t>
-      </w:r>
-      <w:proofErr w:type="gramEnd"/>
-      <w:r>
-        <w:rPr>
-          <w:rFonts w:ascii="Preeti" w:hAnsi="Preeti"/>
-          <w:b/>
-          <w:sz w:val="36"/>
-          <w:szCs w:val="36"/>
-        </w:rPr>
-        <w:t xml:space="preserve"> .</w:t>
+        <w:t>];\ .</w:t>
       </w:r>
       <w:r>
         <w:rPr>
@@ -6212,17 +5257,7 @@
           <w:sz w:val="36"/>
           <w:szCs w:val="36"/>
         </w:rPr>
-        <w:t>s</w:t>
-      </w:r>
-      <w:proofErr w:type="gramStart"/>
-      <w:r>
-        <w:rPr>
-          <w:rFonts w:ascii="Preeti" w:hAnsi="Preeti"/>
-          <w:bCs/>
-          <w:sz w:val="36"/>
-          <w:szCs w:val="36"/>
-        </w:rPr>
-        <w:t>_ ;</w:t>
+        <w:t>s_ ;</w:t>
       </w:r>
       <w:proofErr w:type="spellStart"/>
       <w:r>
@@ -6235,7 +5270,6 @@
         <w:t>lgjf</w:t>
       </w:r>
       <w:proofErr w:type="spellEnd"/>
-      <w:proofErr w:type="gramEnd"/>
       <w:r>
         <w:rPr>
           <w:rFonts w:ascii="Preeti" w:hAnsi="Preeti"/>
@@ -6715,25 +5749,14 @@
         <w:t>xf</w:t>
       </w:r>
       <w:proofErr w:type="spellEnd"/>
-      <w:proofErr w:type="gramStart"/>
-      <w:r>
-        <w:rPr>
-          <w:rFonts w:ascii="Preeti" w:hAnsi="Preeti"/>
-          <w:b/>
-          <w:sz w:val="36"/>
-          <w:szCs w:val="36"/>
-        </w:rPr>
-        <w:t>];\</w:t>
-      </w:r>
-      <w:proofErr w:type="gramEnd"/>
-      <w:r>
-        <w:rPr>
-          <w:rFonts w:ascii="Preeti" w:hAnsi="Preeti"/>
-          <w:b/>
-          <w:sz w:val="36"/>
-          <w:szCs w:val="36"/>
-        </w:rPr>
-        <w:t xml:space="preserve"> . </w:t>
+      <w:r>
+        <w:rPr>
+          <w:rFonts w:ascii="Preeti" w:hAnsi="Preeti"/>
+          <w:b/>
+          <w:sz w:val="36"/>
+          <w:szCs w:val="36"/>
+        </w:rPr>
+        <w:t xml:space="preserve">];\ . </w:t>
       </w:r>
       <w:r>
         <w:rPr>
@@ -6839,7 +5862,6 @@
         <w:t>-</w:t>
       </w:r>
       <w:proofErr w:type="spellStart"/>
-      <w:proofErr w:type="gramStart"/>
       <w:r>
         <w:rPr>
           <w:rFonts w:ascii="Preeti" w:hAnsi="Preeti"/>
@@ -6850,7 +5872,6 @@
         <w:t>j;Gt</w:t>
       </w:r>
       <w:proofErr w:type="spellEnd"/>
-      <w:proofErr w:type="gramEnd"/>
       <w:r>
         <w:rPr>
           <w:rFonts w:ascii="Preeti" w:hAnsi="Preeti"/>
@@ -6861,7 +5882,6 @@
         <w:t xml:space="preserve">, rf8, </w:t>
       </w:r>
       <w:proofErr w:type="spellStart"/>
-      <w:proofErr w:type="gramStart"/>
       <w:r>
         <w:rPr>
           <w:rFonts w:ascii="Preeti" w:hAnsi="Preeti"/>
@@ -6892,7 +5912,6 @@
         <w:t>nfof</w:t>
       </w:r>
       <w:proofErr w:type="spellEnd"/>
-      <w:proofErr w:type="gramEnd"/>
       <w:r>
         <w:rPr>
           <w:rFonts w:ascii="Preeti" w:hAnsi="Preeti"/>
@@ -6950,37 +5969,17 @@
           <w:sz w:val="36"/>
           <w:szCs w:val="36"/>
         </w:rPr>
-        <w:t>u¥</w:t>
-      </w:r>
-      <w:proofErr w:type="gramStart"/>
-      <w:r>
-        <w:rPr>
-          <w:rFonts w:ascii="Preeti" w:hAnsi="Preeti"/>
-          <w:bCs/>
-          <w:sz w:val="36"/>
-          <w:szCs w:val="36"/>
-        </w:rPr>
-        <w:t>of</w:t>
-      </w:r>
-      <w:proofErr w:type="spellEnd"/>
-      <w:r>
-        <w:rPr>
-          <w:rFonts w:ascii="Preeti" w:hAnsi="Preeti"/>
-          <w:bCs/>
-          <w:sz w:val="36"/>
-          <w:szCs w:val="36"/>
-        </w:rPr>
-        <w:t>]_</w:t>
-      </w:r>
-      <w:proofErr w:type="gramEnd"/>
-      <w:r>
-        <w:rPr>
-          <w:rFonts w:ascii="Preeti" w:hAnsi="Preeti"/>
-          <w:bCs/>
-          <w:sz w:val="36"/>
-          <w:szCs w:val="36"/>
-        </w:rPr>
-        <w:t xml:space="preserve"> </w:t>
+        <w:t>u¥of</w:t>
+      </w:r>
+      <w:proofErr w:type="spellEnd"/>
+      <w:r>
+        <w:rPr>
+          <w:rFonts w:ascii="Preeti" w:hAnsi="Preeti"/>
+          <w:bCs/>
+          <w:sz w:val="36"/>
+          <w:szCs w:val="36"/>
+        </w:rPr>
+        <w:t xml:space="preserve">]_ </w:t>
       </w:r>
     </w:p>
     <w:p>
@@ -7022,27 +6021,7 @@
           <w:sz w:val="36"/>
           <w:szCs w:val="36"/>
         </w:rPr>
-        <w:t xml:space="preserve"> </w:t>
-      </w:r>
-      <w:proofErr w:type="gramStart"/>
-      <w:r>
-        <w:rPr>
-          <w:rFonts w:ascii="Preeti" w:hAnsi="Preeti"/>
-          <w:bCs/>
-          <w:sz w:val="36"/>
-          <w:szCs w:val="36"/>
-        </w:rPr>
-        <w:t>b]Vg</w:t>
-      </w:r>
-      <w:proofErr w:type="gramEnd"/>
-      <w:r>
-        <w:rPr>
-          <w:rFonts w:ascii="Preeti" w:hAnsi="Preeti"/>
-          <w:bCs/>
-          <w:sz w:val="36"/>
-          <w:szCs w:val="36"/>
-        </w:rPr>
-        <w:t xml:space="preserve"> </w:t>
+        <w:t xml:space="preserve"> b]Vg </w:t>
       </w:r>
       <w:proofErr w:type="spellStart"/>
       <w:r>
@@ -7075,25 +6054,14 @@
         <w:t>xf</w:t>
       </w:r>
       <w:proofErr w:type="spellEnd"/>
-      <w:proofErr w:type="gramStart"/>
-      <w:r>
-        <w:rPr>
-          <w:rFonts w:ascii="Preeti" w:hAnsi="Preeti"/>
-          <w:bCs/>
-          <w:sz w:val="36"/>
-          <w:szCs w:val="36"/>
-        </w:rPr>
-        <w:t>] .</w:t>
-      </w:r>
-      <w:proofErr w:type="gramEnd"/>
-      <w:r>
-        <w:rPr>
-          <w:rFonts w:ascii="Preeti" w:hAnsi="Preeti"/>
-          <w:bCs/>
-          <w:sz w:val="36"/>
-          <w:szCs w:val="36"/>
-        </w:rPr>
-        <w:t xml:space="preserve"> </w:t>
+      <w:r>
+        <w:rPr>
+          <w:rFonts w:ascii="Preeti" w:hAnsi="Preeti"/>
+          <w:bCs/>
+          <w:sz w:val="36"/>
+          <w:szCs w:val="36"/>
+        </w:rPr>
+        <w:t xml:space="preserve">] . </w:t>
       </w:r>
     </w:p>
     <w:p>
@@ -7118,7 +6086,6 @@
         <w:t xml:space="preserve">v_ </w:t>
       </w:r>
       <w:proofErr w:type="spellStart"/>
-      <w:proofErr w:type="gramStart"/>
       <w:r>
         <w:rPr>
           <w:rFonts w:ascii="Preeti" w:hAnsi="Preeti"/>
@@ -7156,17 +6123,7 @@
           <w:sz w:val="36"/>
           <w:szCs w:val="36"/>
         </w:rPr>
-        <w:t>{ =</w:t>
-      </w:r>
-      <w:proofErr w:type="gramEnd"/>
-      <w:r>
-        <w:rPr>
-          <w:rFonts w:ascii="Preeti" w:hAnsi="Preeti"/>
-          <w:bCs/>
-          <w:sz w:val="36"/>
-          <w:szCs w:val="36"/>
-        </w:rPr>
-        <w:t>======================</w:t>
+        <w:t>{ =======================</w:t>
       </w:r>
       <w:proofErr w:type="spellStart"/>
       <w:r>
@@ -7186,27 +6143,7 @@
           <w:sz w:val="36"/>
           <w:szCs w:val="36"/>
         </w:rPr>
-        <w:t xml:space="preserve"> elgG</w:t>
-      </w:r>
-      <w:proofErr w:type="gramStart"/>
-      <w:r>
-        <w:rPr>
-          <w:rFonts w:ascii="Preeti" w:hAnsi="Preeti"/>
-          <w:bCs/>
-          <w:sz w:val="36"/>
-          <w:szCs w:val="36"/>
-        </w:rPr>
-        <w:t>5 .</w:t>
-      </w:r>
-      <w:proofErr w:type="gramEnd"/>
-      <w:r>
-        <w:rPr>
-          <w:rFonts w:ascii="Preeti" w:hAnsi="Preeti"/>
-          <w:bCs/>
-          <w:sz w:val="36"/>
-          <w:szCs w:val="36"/>
-        </w:rPr>
-        <w:t xml:space="preserve"> </w:t>
+        <w:t xml:space="preserve"> elgG5 . </w:t>
       </w:r>
     </w:p>
     <w:p>
@@ -7241,28 +6178,16 @@
         <w:t>xfdLn</w:t>
       </w:r>
       <w:proofErr w:type="spellEnd"/>
-      <w:proofErr w:type="gramStart"/>
-      <w:r>
-        <w:rPr>
-          <w:rFonts w:ascii="Preeti" w:hAnsi="Preeti"/>
-          <w:bCs/>
-          <w:sz w:val="36"/>
-          <w:szCs w:val="36"/>
-        </w:rPr>
-        <w:t>] ;a</w:t>
-      </w:r>
-      <w:proofErr w:type="gramEnd"/>
-      <w:r>
-        <w:rPr>
-          <w:rFonts w:ascii="Preeti" w:hAnsi="Preeti"/>
-          <w:bCs/>
-          <w:sz w:val="36"/>
-          <w:szCs w:val="36"/>
-        </w:rPr>
-        <w:t>}</w:t>
-      </w:r>
-      <w:proofErr w:type="spellStart"/>
-      <w:proofErr w:type="gramStart"/>
+      <w:r>
+        <w:rPr>
+          <w:rFonts w:ascii="Preeti" w:hAnsi="Preeti"/>
+          <w:bCs/>
+          <w:sz w:val="36"/>
+          <w:szCs w:val="36"/>
+        </w:rPr>
+        <w:t>] ;a}</w:t>
+      </w:r>
+      <w:proofErr w:type="spellStart"/>
       <w:r>
         <w:rPr>
           <w:rFonts w:ascii="Preeti" w:hAnsi="Preeti"/>
@@ -7280,37 +6205,7 @@
           <w:sz w:val="36"/>
           <w:szCs w:val="36"/>
         </w:rPr>
-        <w:t>{ =</w:t>
-      </w:r>
-      <w:proofErr w:type="gramEnd"/>
-      <w:r>
-        <w:rPr>
-          <w:rFonts w:ascii="Preeti" w:hAnsi="Preeti"/>
-          <w:bCs/>
-          <w:sz w:val="36"/>
-          <w:szCs w:val="36"/>
-        </w:rPr>
-        <w:t>====================</w:t>
-      </w:r>
-      <w:proofErr w:type="gramStart"/>
-      <w:r>
-        <w:rPr>
-          <w:rFonts w:ascii="Preeti" w:hAnsi="Preeti"/>
-          <w:bCs/>
-          <w:sz w:val="36"/>
-          <w:szCs w:val="36"/>
-        </w:rPr>
-        <w:t>= .</w:t>
-      </w:r>
-      <w:proofErr w:type="gramEnd"/>
-      <w:r>
-        <w:rPr>
-          <w:rFonts w:ascii="Preeti" w:hAnsi="Preeti"/>
-          <w:bCs/>
-          <w:sz w:val="36"/>
-          <w:szCs w:val="36"/>
-        </w:rPr>
-        <w:t xml:space="preserve"> </w:t>
+        <w:t xml:space="preserve">{ ====================== . </w:t>
       </w:r>
     </w:p>
     <w:p>
@@ -7332,20 +6227,9 @@
           <w:sz w:val="36"/>
           <w:szCs w:val="36"/>
         </w:rPr>
-        <w:t xml:space="preserve">3_ </w:t>
-      </w:r>
-      <w:proofErr w:type="gramStart"/>
-      <w:r>
-        <w:rPr>
-          <w:rFonts w:ascii="Preeti" w:hAnsi="Preeti"/>
-          <w:bCs/>
-          <w:sz w:val="36"/>
-          <w:szCs w:val="36"/>
-        </w:rPr>
-        <w:t>au}+</w:t>
-      </w:r>
-      <w:proofErr w:type="spellStart"/>
-      <w:proofErr w:type="gramEnd"/>
+        <w:t>3_ au}+</w:t>
+      </w:r>
+      <w:proofErr w:type="spellStart"/>
       <w:r>
         <w:rPr>
           <w:rFonts w:ascii="Preeti" w:hAnsi="Preeti"/>
@@ -7383,27 +6267,7 @@
           <w:sz w:val="36"/>
           <w:szCs w:val="36"/>
         </w:rPr>
-        <w:t>? x'G5g</w:t>
-      </w:r>
-      <w:proofErr w:type="gramStart"/>
-      <w:r>
-        <w:rPr>
-          <w:rFonts w:ascii="Preeti" w:hAnsi="Preeti"/>
-          <w:bCs/>
-          <w:sz w:val="36"/>
-          <w:szCs w:val="36"/>
-        </w:rPr>
-        <w:t>\ .</w:t>
-      </w:r>
-      <w:proofErr w:type="gramEnd"/>
-      <w:r>
-        <w:rPr>
-          <w:rFonts w:ascii="Preeti" w:hAnsi="Preeti"/>
-          <w:bCs/>
-          <w:sz w:val="36"/>
-          <w:szCs w:val="36"/>
-        </w:rPr>
-        <w:t xml:space="preserve"> </w:t>
+        <w:t xml:space="preserve">? x'G5g\ . </w:t>
       </w:r>
     </w:p>
     <w:p>
@@ -7445,17 +6309,7 @@
           <w:sz w:val="36"/>
           <w:szCs w:val="36"/>
         </w:rPr>
-        <w:t xml:space="preserve">] </w:t>
-      </w:r>
-      <w:proofErr w:type="gramStart"/>
-      <w:r>
-        <w:rPr>
-          <w:rFonts w:ascii="Preeti" w:hAnsi="Preeti"/>
-          <w:bCs/>
-          <w:sz w:val="36"/>
-          <w:szCs w:val="36"/>
-        </w:rPr>
-        <w:t>u[</w:t>
+        <w:t>] u[</w:t>
       </w:r>
       <w:proofErr w:type="spellStart"/>
       <w:r>
@@ -7475,17 +6329,7 @@
           <w:sz w:val="36"/>
           <w:szCs w:val="36"/>
         </w:rPr>
-        <w:t>{ =</w:t>
-      </w:r>
-      <w:proofErr w:type="gramEnd"/>
-      <w:r>
-        <w:rPr>
-          <w:rFonts w:ascii="Preeti" w:hAnsi="Preeti"/>
-          <w:bCs/>
-          <w:sz w:val="36"/>
-          <w:szCs w:val="36"/>
-        </w:rPr>
-        <w:t xml:space="preserve">=====================. </w:t>
+        <w:t xml:space="preserve">{ ======================. </w:t>
       </w:r>
     </w:p>
     <w:p>
@@ -7507,17 +6351,7 @@
           <w:sz w:val="36"/>
           <w:szCs w:val="36"/>
         </w:rPr>
-        <w:t xml:space="preserve">&amp;_ pN6f] </w:t>
-      </w:r>
-      <w:proofErr w:type="gramStart"/>
-      <w:r>
-        <w:rPr>
-          <w:rFonts w:ascii="Preeti" w:hAnsi="Preeti"/>
-          <w:b/>
-          <w:sz w:val="36"/>
-          <w:szCs w:val="36"/>
-        </w:rPr>
-        <w:t xml:space="preserve">cy{ </w:t>
+        <w:t xml:space="preserve">&amp;_ pN6f] cy{ </w:t>
       </w:r>
       <w:proofErr w:type="spellStart"/>
       <w:r>
@@ -7530,7 +6364,6 @@
         <w:t>cfpg</w:t>
       </w:r>
       <w:proofErr w:type="spellEnd"/>
-      <w:proofErr w:type="gramEnd"/>
       <w:r>
         <w:rPr>
           <w:rFonts w:ascii="Preeti" w:hAnsi="Preeti"/>
@@ -7558,17 +6391,7 @@
           <w:sz w:val="36"/>
           <w:szCs w:val="36"/>
         </w:rPr>
-        <w:t xml:space="preserve"> </w:t>
-      </w:r>
-      <w:proofErr w:type="gramStart"/>
-      <w:r>
-        <w:rPr>
-          <w:rFonts w:ascii="Preeti" w:hAnsi="Preeti"/>
-          <w:b/>
-          <w:sz w:val="36"/>
-          <w:szCs w:val="36"/>
-        </w:rPr>
-        <w:t>n]</w:t>
+        <w:t xml:space="preserve"> n]</w:t>
       </w:r>
       <w:proofErr w:type="spellStart"/>
       <w:r>
@@ -7588,17 +6411,7 @@
           <w:sz w:val="36"/>
           <w:szCs w:val="36"/>
         </w:rPr>
-        <w:t>];\</w:t>
-      </w:r>
-      <w:proofErr w:type="gramEnd"/>
-      <w:r>
-        <w:rPr>
-          <w:rFonts w:ascii="Preeti" w:hAnsi="Preeti"/>
-          <w:b/>
-          <w:sz w:val="36"/>
-          <w:szCs w:val="36"/>
-        </w:rPr>
-        <w:t xml:space="preserve"> . </w:t>
+        <w:t xml:space="preserve">];\ . </w:t>
       </w:r>
       <w:r>
         <w:rPr>
@@ -7831,27 +6644,7 @@
           <w:sz w:val="36"/>
           <w:szCs w:val="36"/>
         </w:rPr>
-        <w:t xml:space="preserve">7s </w:t>
-      </w:r>
-      <w:proofErr w:type="gramStart"/>
-      <w:r>
-        <w:rPr>
-          <w:rFonts w:ascii="Preeti" w:hAnsi="Preeti"/>
-          <w:b/>
-          <w:sz w:val="36"/>
-          <w:szCs w:val="36"/>
-        </w:rPr>
-        <w:t>n]Vo</w:t>
-      </w:r>
-      <w:proofErr w:type="gramEnd"/>
-      <w:r>
-        <w:rPr>
-          <w:rFonts w:ascii="Preeti" w:hAnsi="Preeti"/>
-          <w:b/>
-          <w:sz w:val="36"/>
-          <w:szCs w:val="36"/>
-        </w:rPr>
-        <w:t xml:space="preserve"> </w:t>
+        <w:t xml:space="preserve">7s n]Vo </w:t>
       </w:r>
       <w:proofErr w:type="spellStart"/>
       <w:r>
@@ -7884,25 +6677,14 @@
         <w:t>fVg'xf</w:t>
       </w:r>
       <w:proofErr w:type="spellEnd"/>
-      <w:proofErr w:type="gramStart"/>
-      <w:r>
-        <w:rPr>
-          <w:rFonts w:ascii="Preeti" w:hAnsi="Preeti"/>
-          <w:b/>
-          <w:sz w:val="36"/>
-          <w:szCs w:val="36"/>
-        </w:rPr>
-        <w:t>];\</w:t>
-      </w:r>
-      <w:proofErr w:type="gramEnd"/>
-      <w:r>
-        <w:rPr>
-          <w:rFonts w:ascii="Preeti" w:hAnsi="Preeti"/>
-          <w:b/>
-          <w:sz w:val="36"/>
-          <w:szCs w:val="36"/>
-        </w:rPr>
-        <w:t xml:space="preserve"> .</w:t>
+      <w:r>
+        <w:rPr>
+          <w:rFonts w:ascii="Preeti" w:hAnsi="Preeti"/>
+          <w:b/>
+          <w:sz w:val="36"/>
+          <w:szCs w:val="36"/>
+        </w:rPr>
+        <w:t>];\ .</w:t>
       </w:r>
       <w:r>
         <w:rPr>
@@ -7998,65 +6780,14 @@
           <w:szCs w:val="36"/>
         </w:rPr>
       </w:pPr>
-      <w:proofErr w:type="gramStart"/>
-      <w:r>
-        <w:rPr>
-          <w:rFonts w:ascii="Preeti" w:hAnsi="Preeti"/>
-          <w:b/>
-          <w:sz w:val="36"/>
-          <w:szCs w:val="36"/>
-        </w:rPr>
-        <w:t>- .</w:t>
-      </w:r>
-      <w:proofErr w:type="gramEnd"/>
-      <w:r>
-        <w:rPr>
-          <w:rFonts w:ascii="Preeti" w:hAnsi="Preeti"/>
-          <w:b/>
-          <w:sz w:val="36"/>
-          <w:szCs w:val="36"/>
-        </w:rPr>
-        <w:t xml:space="preserve">,  </w:t>
-      </w:r>
-      <w:proofErr w:type="gramStart"/>
-      <w:r>
-        <w:rPr>
-          <w:rFonts w:ascii="Preeti" w:hAnsi="Preeti"/>
-          <w:b/>
-          <w:sz w:val="36"/>
-          <w:szCs w:val="36"/>
-        </w:rPr>
-        <w:t>&lt; ,</w:t>
-      </w:r>
-      <w:proofErr w:type="gramEnd"/>
-      <w:r>
-        <w:rPr>
-          <w:rFonts w:ascii="Preeti" w:hAnsi="Preeti"/>
-          <w:b/>
-          <w:sz w:val="36"/>
-          <w:szCs w:val="36"/>
-        </w:rPr>
-        <w:t xml:space="preserve"> </w:t>
-      </w:r>
-      <w:proofErr w:type="gramStart"/>
-      <w:r>
-        <w:rPr>
-          <w:rFonts w:ascii="Preeti" w:hAnsi="Preeti"/>
-          <w:b/>
-          <w:sz w:val="36"/>
-          <w:szCs w:val="36"/>
-        </w:rPr>
-        <w:t xml:space="preserve">  ,</w:t>
-      </w:r>
-      <w:proofErr w:type="gramEnd"/>
-      <w:r>
-        <w:rPr>
-          <w:rFonts w:ascii="Preeti" w:hAnsi="Preeti"/>
-          <w:b/>
-          <w:sz w:val="36"/>
-          <w:szCs w:val="36"/>
-        </w:rPr>
-        <w:t xml:space="preserve">   æ   </w:t>
+      <w:r>
+        <w:rPr>
+          <w:rFonts w:ascii="Preeti" w:hAnsi="Preeti"/>
+          <w:b/>
+          <w:sz w:val="36"/>
+          <w:szCs w:val="36"/>
+        </w:rPr>
+        <w:t xml:space="preserve">- .,  &lt; ,   ,   æ   </w:t>
       </w:r>
       <w:proofErr w:type="spellStart"/>
       <w:r>
@@ -8076,17 +6807,7 @@
           <w:sz w:val="36"/>
           <w:szCs w:val="36"/>
         </w:rPr>
-        <w:t xml:space="preserve"> </w:t>
-      </w:r>
-      <w:proofErr w:type="gramStart"/>
-      <w:r>
-        <w:rPr>
-          <w:rFonts w:ascii="Preeti" w:hAnsi="Preeti"/>
-          <w:b/>
-          <w:sz w:val="36"/>
-          <w:szCs w:val="36"/>
-        </w:rPr>
-        <w:t xml:space="preserve">  </w:t>
+        <w:t xml:space="preserve">   </w:t>
       </w:r>
       <w:r>
         <w:rPr>
@@ -8097,7 +6818,6 @@
         </w:rPr>
         <w:t>!</w:t>
       </w:r>
-      <w:proofErr w:type="gramEnd"/>
       <w:r>
         <w:rPr>
           <w:rFonts w:ascii="Preeti" w:hAnsi="Preeti"/>
@@ -8141,7 +6861,6 @@
         <w:t xml:space="preserve">' ca]/ 3/ </w:t>
       </w:r>
       <w:proofErr w:type="spellStart"/>
-      <w:proofErr w:type="gramStart"/>
       <w:r>
         <w:rPr>
           <w:rFonts w:ascii="Preeti" w:hAnsi="Preeti"/>
@@ -8179,17 +6898,7 @@
           <w:sz w:val="36"/>
           <w:szCs w:val="36"/>
         </w:rPr>
-        <w:t>{ b</w:t>
-      </w:r>
-      <w:proofErr w:type="gramEnd"/>
-      <w:r>
-        <w:rPr>
-          <w:rFonts w:ascii="Preeti" w:hAnsi="Preeti"/>
-          <w:bCs/>
-          <w:sz w:val="36"/>
-          <w:szCs w:val="36"/>
-        </w:rPr>
-        <w:t xml:space="preserve">]Vg] </w:t>
+        <w:t xml:space="preserve">{ b]Vg] </w:t>
       </w:r>
       <w:proofErr w:type="spellStart"/>
       <w:r>
@@ -8232,7 +6941,6 @@
         <w:t xml:space="preserve">] </w:t>
       </w:r>
       <w:proofErr w:type="spellStart"/>
-      <w:proofErr w:type="gramStart"/>
       <w:r>
         <w:rPr>
           <w:rFonts w:ascii="Preeti" w:hAnsi="Preeti"/>
@@ -8263,7 +6971,6 @@
         <w:t>ltdL</w:t>
       </w:r>
       <w:proofErr w:type="spellEnd"/>
-      <w:proofErr w:type="gramEnd"/>
       <w:r>
         <w:rPr>
           <w:rFonts w:ascii="Preeti" w:hAnsi="Preeti"/>
@@ -8374,7 +7081,6 @@
         <w:t xml:space="preserve">] </w:t>
       </w:r>
       <w:proofErr w:type="spellStart"/>
-      <w:proofErr w:type="gramStart"/>
       <w:r>
         <w:rPr>
           <w:rFonts w:ascii="Preeti" w:hAnsi="Preeti"/>
@@ -8405,7 +7111,6 @@
         <w:t>hsf</w:t>
       </w:r>
       <w:proofErr w:type="spellEnd"/>
-      <w:proofErr w:type="gramEnd"/>
       <w:r>
         <w:rPr>
           <w:rFonts w:ascii="Preeti" w:hAnsi="Preeti"/>
@@ -8436,7 +7141,6 @@
         <w:t xml:space="preserve">] </w:t>
       </w:r>
       <w:proofErr w:type="spellStart"/>
-      <w:proofErr w:type="gramStart"/>
       <w:r>
         <w:rPr>
           <w:rFonts w:ascii="Preeti" w:hAnsi="Preeti"/>
@@ -8467,7 +7171,6 @@
         <w:t>cfdfn</w:t>
       </w:r>
       <w:proofErr w:type="spellEnd"/>
-      <w:proofErr w:type="gramEnd"/>
       <w:r>
         <w:rPr>
           <w:rFonts w:ascii="Preeti" w:hAnsi="Preeti"/>
@@ -8515,27 +7218,7 @@
           <w:sz w:val="36"/>
           <w:szCs w:val="36"/>
         </w:rPr>
-        <w:t>]</w:t>
-      </w:r>
-      <w:proofErr w:type="gramStart"/>
-      <w:r>
-        <w:rPr>
-          <w:rFonts w:ascii="Preeti" w:hAnsi="Preeti"/>
-          <w:bCs/>
-          <w:sz w:val="36"/>
-          <w:szCs w:val="36"/>
-        </w:rPr>
-        <w:t>/;Dd</w:t>
-      </w:r>
-      <w:proofErr w:type="gramEnd"/>
-      <w:r>
-        <w:rPr>
-          <w:rFonts w:ascii="Preeti" w:hAnsi="Preeti"/>
-          <w:bCs/>
-          <w:sz w:val="36"/>
-          <w:szCs w:val="36"/>
-        </w:rPr>
-        <w:t xml:space="preserve"> </w:t>
+        <w:t xml:space="preserve">]/;Dd </w:t>
       </w:r>
       <w:proofErr w:type="spellStart"/>
       <w:r>
@@ -8575,19 +7258,39 @@
           <w:sz w:val="36"/>
           <w:szCs w:val="36"/>
         </w:rPr>
-        <w:t xml:space="preserve"> </w:t>
-      </w:r>
-      <w:proofErr w:type="gramStart"/>
-      <w:r>
-        <w:rPr>
-          <w:rFonts w:ascii="Preeti" w:hAnsi="Preeti"/>
-          <w:bCs/>
-          <w:sz w:val="36"/>
-          <w:szCs w:val="36"/>
-        </w:rPr>
-        <w:t>a:g</w:t>
-      </w:r>
-      <w:proofErr w:type="gramEnd"/>
+        <w:t xml:space="preserve"> a:g] </w:t>
+      </w:r>
+      <w:proofErr w:type="spellStart"/>
+      <w:r>
+        <w:rPr>
+          <w:rFonts w:ascii="Preeti" w:hAnsi="Preeti"/>
+          <w:bCs/>
+          <w:sz w:val="36"/>
+          <w:szCs w:val="36"/>
+        </w:rPr>
+        <w:t>afgL</w:t>
+      </w:r>
+      <w:proofErr w:type="spellEnd"/>
+      <w:r>
+        <w:rPr>
+          <w:rFonts w:ascii="Preeti" w:hAnsi="Preeti"/>
+          <w:bCs/>
+          <w:sz w:val="36"/>
+          <w:szCs w:val="36"/>
+        </w:rPr>
+        <w:t xml:space="preserve"> /</w:t>
+      </w:r>
+      <w:proofErr w:type="spellStart"/>
+      <w:r>
+        <w:rPr>
+          <w:rFonts w:ascii="Preeti" w:hAnsi="Preeti"/>
+          <w:bCs/>
+          <w:sz w:val="36"/>
+          <w:szCs w:val="36"/>
+        </w:rPr>
+        <w:t>fd|f</w:t>
+      </w:r>
+      <w:proofErr w:type="spellEnd"/>
       <w:r>
         <w:rPr>
           <w:rFonts w:ascii="Preeti" w:hAnsi="Preeti"/>
@@ -8605,47 +7308,6 @@
           <w:sz w:val="36"/>
           <w:szCs w:val="36"/>
         </w:rPr>
-        <w:t>afgL</w:t>
-      </w:r>
-      <w:proofErr w:type="spellEnd"/>
-      <w:r>
-        <w:rPr>
-          <w:rFonts w:ascii="Preeti" w:hAnsi="Preeti"/>
-          <w:bCs/>
-          <w:sz w:val="36"/>
-          <w:szCs w:val="36"/>
-        </w:rPr>
-        <w:t xml:space="preserve"> /</w:t>
-      </w:r>
-      <w:proofErr w:type="spellStart"/>
-      <w:r>
-        <w:rPr>
-          <w:rFonts w:ascii="Preeti" w:hAnsi="Preeti"/>
-          <w:bCs/>
-          <w:sz w:val="36"/>
-          <w:szCs w:val="36"/>
-        </w:rPr>
-        <w:t>fd|f</w:t>
-      </w:r>
-      <w:proofErr w:type="spellEnd"/>
-      <w:r>
-        <w:rPr>
-          <w:rFonts w:ascii="Preeti" w:hAnsi="Preeti"/>
-          <w:bCs/>
-          <w:sz w:val="36"/>
-          <w:szCs w:val="36"/>
-        </w:rPr>
-        <w:t xml:space="preserve">] </w:t>
-      </w:r>
-      <w:proofErr w:type="spellStart"/>
-      <w:proofErr w:type="gramStart"/>
-      <w:r>
-        <w:rPr>
-          <w:rFonts w:ascii="Preeti" w:hAnsi="Preeti"/>
-          <w:bCs/>
-          <w:sz w:val="36"/>
-          <w:szCs w:val="36"/>
-        </w:rPr>
         <w:t>xf</w:t>
       </w:r>
       <w:proofErr w:type="spellEnd"/>
@@ -8656,17 +7318,7 @@
           <w:sz w:val="36"/>
           <w:szCs w:val="36"/>
         </w:rPr>
-        <w:t>]Og</w:t>
-      </w:r>
-      <w:proofErr w:type="gramEnd"/>
-      <w:r>
-        <w:rPr>
-          <w:rFonts w:ascii="Preeti" w:hAnsi="Preeti"/>
-          <w:bCs/>
-          <w:sz w:val="36"/>
-          <w:szCs w:val="36"/>
-        </w:rPr>
-        <w:t xml:space="preserve"> </w:t>
+        <w:t xml:space="preserve">]Og </w:t>
       </w:r>
       <w:proofErr w:type="spellStart"/>
       <w:r>
@@ -8761,25 +7413,14 @@
         <w:t>agfpg'xf</w:t>
       </w:r>
       <w:proofErr w:type="spellEnd"/>
-      <w:proofErr w:type="gramStart"/>
-      <w:r>
-        <w:rPr>
-          <w:rFonts w:ascii="Preeti" w:hAnsi="Preeti"/>
-          <w:b/>
-          <w:sz w:val="36"/>
-          <w:szCs w:val="36"/>
-        </w:rPr>
-        <w:t>];\</w:t>
-      </w:r>
-      <w:proofErr w:type="gramEnd"/>
-      <w:r>
-        <w:rPr>
-          <w:rFonts w:ascii="Preeti" w:hAnsi="Preeti"/>
-          <w:b/>
-          <w:sz w:val="36"/>
-          <w:szCs w:val="36"/>
-        </w:rPr>
-        <w:t xml:space="preserve"> .</w:t>
+      <w:r>
+        <w:rPr>
+          <w:rFonts w:ascii="Preeti" w:hAnsi="Preeti"/>
+          <w:b/>
+          <w:sz w:val="36"/>
+          <w:szCs w:val="36"/>
+        </w:rPr>
+        <w:t>];\ .</w:t>
       </w:r>
       <w:r>
         <w:rPr>
@@ -9028,25 +7669,14 @@
           <w:szCs w:val="36"/>
         </w:rPr>
       </w:pPr>
-      <w:proofErr w:type="gramStart"/>
-      <w:r>
-        <w:rPr>
-          <w:rFonts w:ascii="Preeti" w:hAnsi="Preeti"/>
-          <w:b/>
-          <w:sz w:val="36"/>
-          <w:szCs w:val="36"/>
-        </w:rPr>
-        <w:t>!)_</w:t>
-      </w:r>
-      <w:proofErr w:type="gramEnd"/>
-      <w:r>
-        <w:rPr>
-          <w:rFonts w:ascii="Preeti" w:hAnsi="Preeti"/>
-          <w:b/>
-          <w:sz w:val="36"/>
-          <w:szCs w:val="36"/>
-        </w:rPr>
-        <w:t xml:space="preserve"> </w:t>
+      <w:r>
+        <w:rPr>
+          <w:rFonts w:ascii="Preeti" w:hAnsi="Preeti"/>
+          <w:b/>
+          <w:sz w:val="36"/>
+          <w:szCs w:val="36"/>
+        </w:rPr>
+        <w:t xml:space="preserve">!)_ </w:t>
       </w:r>
       <w:proofErr w:type="spellStart"/>
       <w:r>
@@ -9109,7 +7739,6 @@
         <w:t xml:space="preserve"> kl/</w:t>
       </w:r>
       <w:proofErr w:type="spellStart"/>
-      <w:proofErr w:type="gramStart"/>
       <w:r>
         <w:rPr>
           <w:rFonts w:ascii="Preeti" w:hAnsi="Preeti"/>
@@ -9127,17 +7756,7 @@
           <w:sz w:val="36"/>
           <w:szCs w:val="36"/>
         </w:rPr>
-        <w:t>{</w:t>
-      </w:r>
-      <w:proofErr w:type="gramEnd"/>
-      <w:r>
-        <w:rPr>
-          <w:rFonts w:ascii="Preeti" w:hAnsi="Preeti"/>
-          <w:b/>
-          <w:sz w:val="36"/>
-          <w:szCs w:val="36"/>
-        </w:rPr>
-        <w:t>g ug'{</w:t>
+        <w:t>{g ug'{</w:t>
       </w:r>
       <w:proofErr w:type="spellStart"/>
       <w:r>
@@ -9150,25 +7769,14 @@
         <w:t>xf</w:t>
       </w:r>
       <w:proofErr w:type="spellEnd"/>
-      <w:proofErr w:type="gramStart"/>
-      <w:r>
-        <w:rPr>
-          <w:rFonts w:ascii="Preeti" w:hAnsi="Preeti"/>
-          <w:b/>
-          <w:sz w:val="36"/>
-          <w:szCs w:val="36"/>
-        </w:rPr>
-        <w:t>];\</w:t>
-      </w:r>
-      <w:proofErr w:type="gramEnd"/>
-      <w:r>
-        <w:rPr>
-          <w:rFonts w:ascii="Preeti" w:hAnsi="Preeti"/>
-          <w:b/>
-          <w:sz w:val="36"/>
-          <w:szCs w:val="36"/>
-        </w:rPr>
-        <w:t xml:space="preserve"> .</w:t>
+      <w:r>
+        <w:rPr>
+          <w:rFonts w:ascii="Preeti" w:hAnsi="Preeti"/>
+          <w:b/>
+          <w:sz w:val="36"/>
+          <w:szCs w:val="36"/>
+        </w:rPr>
+        <w:t>];\ .</w:t>
       </w:r>
       <w:r>
         <w:rPr>
@@ -9273,67 +7881,7 @@
           <w:sz w:val="36"/>
           <w:szCs w:val="36"/>
         </w:rPr>
-        <w:t xml:space="preserve">/0f </w:t>
-      </w:r>
-      <w:proofErr w:type="gramStart"/>
-      <w:r>
-        <w:rPr>
-          <w:rFonts w:ascii="Preeti" w:hAnsi="Preeti"/>
-          <w:bCs/>
-          <w:sz w:val="36"/>
-          <w:szCs w:val="36"/>
-        </w:rPr>
-        <w:t>M ;</w:t>
-      </w:r>
-      <w:proofErr w:type="gramEnd"/>
-      <w:r>
-        <w:rPr>
-          <w:rFonts w:ascii="Preeti" w:hAnsi="Preeti"/>
-          <w:bCs/>
-          <w:sz w:val="36"/>
-          <w:szCs w:val="36"/>
-        </w:rPr>
-        <w:t xml:space="preserve">'G5 </w:t>
-      </w:r>
-      <w:proofErr w:type="gramStart"/>
-      <w:r>
-        <w:rPr>
-          <w:rFonts w:ascii="Preeti" w:hAnsi="Preeti"/>
-          <w:bCs/>
-          <w:sz w:val="36"/>
-          <w:szCs w:val="36"/>
-        </w:rPr>
-        <w:t>M ;</w:t>
-      </w:r>
-      <w:proofErr w:type="gramEnd"/>
-      <w:r>
-        <w:rPr>
-          <w:rFonts w:ascii="Preeti" w:hAnsi="Preeti"/>
-          <w:bCs/>
-          <w:sz w:val="36"/>
-          <w:szCs w:val="36"/>
-        </w:rPr>
-        <w:t>'Gg]</w:t>
-      </w:r>
-      <w:proofErr w:type="gramStart"/>
-      <w:r>
-        <w:rPr>
-          <w:rFonts w:ascii="Preeti" w:hAnsi="Preeti"/>
-          <w:bCs/>
-          <w:sz w:val="36"/>
-          <w:szCs w:val="36"/>
-        </w:rPr>
-        <w:t>5 .</w:t>
-      </w:r>
-      <w:proofErr w:type="gramEnd"/>
-      <w:r>
-        <w:rPr>
-          <w:rFonts w:ascii="Preeti" w:hAnsi="Preeti"/>
-          <w:bCs/>
-          <w:sz w:val="36"/>
-          <w:szCs w:val="36"/>
-        </w:rPr>
-        <w:t xml:space="preserve"> </w:t>
+        <w:t xml:space="preserve">/0f M ;'G5 M ;'Gg]5 . </w:t>
       </w:r>
     </w:p>
     <w:p>
@@ -9423,16 +7971,7 @@
           <w:szCs w:val="36"/>
         </w:rPr>
         <w:tab/>
-        <w:t xml:space="preserve">eG5 </w:t>
-      </w:r>
-      <w:r>
-        <w:rPr>
-          <w:rFonts w:ascii="Preeti" w:hAnsi="Preeti"/>
-          <w:bCs/>
-          <w:sz w:val="36"/>
-          <w:szCs w:val="36"/>
-        </w:rPr>
-        <w:t>===========================</w:t>
+        <w:t>eG5 ===========================</w:t>
       </w:r>
     </w:p>
     <w:p>
@@ -9498,20 +8037,9 @@
           <w:sz w:val="36"/>
           <w:szCs w:val="36"/>
         </w:rPr>
-        <w:t>k|</w:t>
-      </w:r>
-      <w:proofErr w:type="gramStart"/>
-      <w:r>
-        <w:rPr>
-          <w:rFonts w:ascii="Preeti" w:hAnsi="Preeti"/>
-          <w:b/>
-          <w:sz w:val="36"/>
-          <w:szCs w:val="36"/>
-        </w:rPr>
-        <w:t>Zgx?sf</w:t>
-      </w:r>
-      <w:proofErr w:type="spellEnd"/>
-      <w:proofErr w:type="gramEnd"/>
+        <w:t>k|Zgx?sf</w:t>
+      </w:r>
+      <w:proofErr w:type="spellEnd"/>
       <w:r>
         <w:rPr>
           <w:rFonts w:ascii="Preeti" w:hAnsi="Preeti"/>
@@ -9539,17 +8067,7 @@
           <w:sz w:val="36"/>
           <w:szCs w:val="36"/>
         </w:rPr>
-        <w:t xml:space="preserve">/ </w:t>
-      </w:r>
-      <w:proofErr w:type="gramStart"/>
-      <w:r>
-        <w:rPr>
-          <w:rFonts w:ascii="Preeti" w:hAnsi="Preeti"/>
-          <w:b/>
-          <w:sz w:val="36"/>
-          <w:szCs w:val="36"/>
-        </w:rPr>
-        <w:t>n]</w:t>
+        <w:t>/ n]</w:t>
       </w:r>
       <w:proofErr w:type="spellStart"/>
       <w:r>
@@ -9569,17 +8087,7 @@
           <w:sz w:val="36"/>
           <w:szCs w:val="36"/>
         </w:rPr>
-        <w:t>];\</w:t>
-      </w:r>
-      <w:proofErr w:type="gramEnd"/>
-      <w:r>
-        <w:rPr>
-          <w:rFonts w:ascii="Preeti" w:hAnsi="Preeti"/>
-          <w:b/>
-          <w:sz w:val="36"/>
-          <w:szCs w:val="36"/>
-        </w:rPr>
-        <w:t xml:space="preserve"> .</w:t>
+        <w:t>];\ .</w:t>
       </w:r>
       <w:r>
         <w:rPr>
@@ -9682,27 +8190,7 @@
           <w:sz w:val="36"/>
           <w:szCs w:val="36"/>
         </w:rPr>
-        <w:t>s</w:t>
-      </w:r>
-      <w:proofErr w:type="gramStart"/>
-      <w:r>
-        <w:rPr>
-          <w:rFonts w:ascii="Preeti" w:hAnsi="Preeti"/>
-          <w:bCs/>
-          <w:sz w:val="36"/>
-          <w:szCs w:val="36"/>
-        </w:rPr>
-        <w:t>_ ;d</w:t>
-      </w:r>
-      <w:proofErr w:type="gramEnd"/>
-      <w:r>
-        <w:rPr>
-          <w:rFonts w:ascii="Preeti" w:hAnsi="Preeti"/>
-          <w:bCs/>
-          <w:sz w:val="36"/>
-          <w:szCs w:val="36"/>
-        </w:rPr>
-        <w:t xml:space="preserve">[l4 s] </w:t>
+        <w:t xml:space="preserve">s_ ;d[l4 s] </w:t>
       </w:r>
       <w:proofErr w:type="spellStart"/>
       <w:r>
@@ -9766,17 +8254,7 @@
           <w:sz w:val="36"/>
           <w:szCs w:val="36"/>
         </w:rPr>
-        <w:t>v</w:t>
-      </w:r>
-      <w:proofErr w:type="gramStart"/>
-      <w:r>
-        <w:rPr>
-          <w:rFonts w:ascii="Preeti" w:hAnsi="Preeti"/>
-          <w:bCs/>
-          <w:sz w:val="36"/>
-          <w:szCs w:val="36"/>
-        </w:rPr>
-        <w:t>_ ;]</w:t>
+        <w:t>v_ ;]</w:t>
       </w:r>
       <w:proofErr w:type="spellStart"/>
       <w:r>
@@ -9789,7 +8267,6 @@
         <w:t>lngfsf</w:t>
       </w:r>
       <w:proofErr w:type="spellEnd"/>
-      <w:proofErr w:type="gramEnd"/>
       <w:r>
         <w:rPr>
           <w:rFonts w:ascii="Preeti" w:hAnsi="Preeti"/>
@@ -9840,7 +8317,6 @@
         <w:t xml:space="preserve"> </w:t>
       </w:r>
       <w:proofErr w:type="spellStart"/>
-      <w:proofErr w:type="gramStart"/>
       <w:r>
         <w:rPr>
           <w:rFonts w:ascii="Preeti" w:hAnsi="Preeti"/>
@@ -9851,7 +8327,6 @@
         <w:t>l;kfn</w:t>
       </w:r>
       <w:proofErr w:type="spellEnd"/>
-      <w:proofErr w:type="gramEnd"/>
       <w:r>
         <w:rPr>
           <w:rFonts w:ascii="Preeti" w:hAnsi="Preeti"/>
@@ -9986,7 +8461,6 @@
         <w:t xml:space="preserve"> </w:t>
       </w:r>
       <w:proofErr w:type="spellStart"/>
-      <w:proofErr w:type="gramStart"/>
       <w:r>
         <w:rPr>
           <w:rFonts w:ascii="Preeti" w:hAnsi="Preeti"/>
@@ -10004,17 +8478,7 @@
           <w:sz w:val="36"/>
           <w:szCs w:val="36"/>
         </w:rPr>
-        <w:t>{ &lt;</w:t>
-      </w:r>
-      <w:proofErr w:type="gramEnd"/>
-      <w:r>
-        <w:rPr>
-          <w:rFonts w:ascii="Preeti" w:hAnsi="Preeti"/>
-          <w:bCs/>
-          <w:sz w:val="36"/>
-          <w:szCs w:val="36"/>
-        </w:rPr>
-        <w:t xml:space="preserve"> </w:t>
+        <w:t xml:space="preserve">{ &lt; </w:t>
       </w:r>
     </w:p>
     <w:p>
@@ -10168,45 +8632,24 @@
           <w:szCs w:val="36"/>
         </w:rPr>
       </w:pPr>
-      <w:proofErr w:type="gramStart"/>
-      <w:r>
-        <w:rPr>
-          <w:rFonts w:ascii="Preeti" w:hAnsi="Preeti"/>
-          <w:b/>
-          <w:sz w:val="36"/>
-          <w:szCs w:val="36"/>
-        </w:rPr>
-        <w:t>!@</w:t>
-      </w:r>
-      <w:proofErr w:type="gramEnd"/>
-      <w:r>
-        <w:rPr>
-          <w:rFonts w:ascii="Preeti" w:hAnsi="Preeti"/>
-          <w:b/>
-          <w:sz w:val="36"/>
-          <w:szCs w:val="36"/>
-        </w:rPr>
-        <w:t>_ c</w:t>
-      </w:r>
-      <w:proofErr w:type="spellStart"/>
-      <w:r>
-        <w:rPr>
-          <w:rFonts w:ascii="Preeti" w:hAnsi="Preeti"/>
-          <w:b/>
-          <w:sz w:val="36"/>
-          <w:szCs w:val="36"/>
-        </w:rPr>
-        <w:t>fkm"</w:t>
-      </w:r>
-      <w:proofErr w:type="gramStart"/>
-      <w:r>
-        <w:rPr>
-          <w:rFonts w:ascii="Preeti" w:hAnsi="Preeti"/>
-          <w:b/>
-          <w:sz w:val="36"/>
-          <w:szCs w:val="36"/>
-        </w:rPr>
-        <w:t>nfO</w:t>
+      <w:r>
+        <w:rPr>
+          <w:rFonts w:ascii="Preeti" w:hAnsi="Preeti"/>
+          <w:b/>
+          <w:sz w:val="36"/>
+          <w:szCs w:val="36"/>
+        </w:rPr>
+        <w:t xml:space="preserve">!@_ </w:t>
+      </w:r>
+      <w:proofErr w:type="spellStart"/>
+      <w:r>
+        <w:rPr>
+          <w:rFonts w:ascii="Preeti" w:hAnsi="Preeti"/>
+          <w:b/>
+          <w:sz w:val="36"/>
+          <w:szCs w:val="36"/>
+        </w:rPr>
+        <w:t>cfkm"nfO</w:t>
       </w:r>
       <w:proofErr w:type="spellEnd"/>
       <w:r>
@@ -10249,7 +8692,6 @@
         <w:t>s'g</w:t>
       </w:r>
       <w:proofErr w:type="spellEnd"/>
-      <w:proofErr w:type="gramEnd"/>
       <w:r>
         <w:rPr>
           <w:rFonts w:ascii="Preeti" w:hAnsi="Preeti"/>
@@ -10280,7 +8722,6 @@
         <w:t>/]</w:t>
       </w:r>
       <w:proofErr w:type="spellStart"/>
-      <w:proofErr w:type="gramStart"/>
       <w:r>
         <w:rPr>
           <w:rFonts w:ascii="Preeti" w:hAnsi="Preeti"/>
@@ -10298,17 +8739,7 @@
           <w:sz w:val="36"/>
           <w:szCs w:val="36"/>
         </w:rPr>
-        <w:t xml:space="preserve"> !</w:t>
-      </w:r>
-      <w:proofErr w:type="gramEnd"/>
-      <w:r>
-        <w:rPr>
-          <w:rFonts w:ascii="Preeti" w:hAnsi="Preeti"/>
-          <w:b/>
-          <w:sz w:val="36"/>
-          <w:szCs w:val="36"/>
-        </w:rPr>
-        <w:t xml:space="preserve">)) </w:t>
+        <w:t xml:space="preserve"> !)) </w:t>
       </w:r>
       <w:proofErr w:type="spellStart"/>
       <w:r>
@@ -10328,37 +8759,7 @@
           <w:sz w:val="36"/>
           <w:szCs w:val="36"/>
         </w:rPr>
-        <w:t xml:space="preserve"> Ps cg'R</w:t>
-      </w:r>
-      <w:proofErr w:type="gramStart"/>
-      <w:r>
-        <w:rPr>
-          <w:rFonts w:ascii="Preeti" w:hAnsi="Preeti"/>
-          <w:b/>
-          <w:sz w:val="36"/>
-          <w:szCs w:val="36"/>
-        </w:rPr>
-        <w:t>5]b</w:t>
-      </w:r>
-      <w:proofErr w:type="gramEnd"/>
-      <w:r>
-        <w:rPr>
-          <w:rFonts w:ascii="Preeti" w:hAnsi="Preeti"/>
-          <w:b/>
-          <w:sz w:val="36"/>
-          <w:szCs w:val="36"/>
-        </w:rPr>
-        <w:t xml:space="preserve"> </w:t>
-      </w:r>
-      <w:proofErr w:type="gramStart"/>
-      <w:r>
-        <w:rPr>
-          <w:rFonts w:ascii="Preeti" w:hAnsi="Preeti"/>
-          <w:b/>
-          <w:sz w:val="36"/>
-          <w:szCs w:val="36"/>
-        </w:rPr>
-        <w:t>n]</w:t>
+        <w:t xml:space="preserve"> Ps cg'R5]b n]</w:t>
       </w:r>
       <w:proofErr w:type="spellStart"/>
       <w:r>
@@ -10378,17 +8779,7 @@
           <w:sz w:val="36"/>
           <w:szCs w:val="36"/>
         </w:rPr>
-        <w:t>];\</w:t>
-      </w:r>
-      <w:proofErr w:type="gramEnd"/>
-      <w:r>
-        <w:rPr>
-          <w:rFonts w:ascii="Preeti" w:hAnsi="Preeti"/>
-          <w:b/>
-          <w:sz w:val="36"/>
-          <w:szCs w:val="36"/>
-        </w:rPr>
-        <w:t xml:space="preserve"> .</w:t>
+        <w:t>];\ .</w:t>
       </w:r>
       <w:r>
         <w:rPr>
@@ -10693,7 +9084,6 @@
           <w:szCs w:val="36"/>
         </w:rPr>
       </w:pPr>
-      <w:proofErr w:type="gramStart"/>
       <w:r>
         <w:rPr>
           <w:rFonts w:ascii="Preeti" w:hAnsi="Preeti"/>
@@ -10714,7 +9104,6 @@
         <w:t>dfKt</w:t>
       </w:r>
       <w:proofErr w:type="spellEnd"/>
-      <w:proofErr w:type="gramEnd"/>
     </w:p>
     <w:sectPr>
       <w:pgSz w:w="11906" w:h="16838" w:code="9"/>
@@ -11338,7 +9727,6 @@
   <w:style w:type="character" w:default="1" w:styleId="DefaultParagraphFont">
     <w:name w:val="Default Paragraph Font"/>
     <w:uiPriority w:val="1"/>
-    <w:semiHidden/>
     <w:unhideWhenUsed/>
   </w:style>
   <w:style w:type="table" w:default="1" w:styleId="TableNormal">
